--- a/lessons/3-7/downloads/reveal/teacher/3.7-session-1-prerequisite-practice-a.docx
+++ b/lessons/3-7/downloads/reveal/teacher/3.7-session-1-prerequisite-practice-a.docx
@@ -15,10 +15,28 @@
         <w:rPr>
           <w:rFonts w:ascii="Avenir Next" w:hAnsi="Avenir Next" w:cs="Avenir Next" w:eastAsia="Avenir Next"/>
           <w:color w:val="1A1A1A"/>
+          <w:sz w:val="22"/>
+          <w:szCs w:val="20"/>
+        </w:rPr>
+        <w:t xml:space="preserve">Name</w:t>
+      </w:r>
+      <w:r>
+        <w:rPr>
+          <w:rFonts w:ascii="Avenir Next" w:hAnsi="Avenir Next" w:cs="Avenir Next" w:eastAsia="Avenir Next"/>
+          <w:color w:val="1A1A1A"/>
           <w:sz w:val="20"/>
           <w:szCs w:val="20"/>
         </w:rPr>
-        <w:t xml:space="preserve">Name</w:t>
+        <w:tab/>
+      </w:r>
+      <w:r>
+        <w:rPr>
+          <w:rFonts w:ascii="Avenir Next" w:hAnsi="Avenir Next" w:cs="Avenir Next" w:eastAsia="Avenir Next"/>
+          <w:color w:val="1A1A1A"/>
+          <w:sz w:val="22"/>
+          <w:szCs w:val="20"/>
+        </w:rPr>
+        <w:t xml:space="preserve">   Date</w:t>
       </w:r>
       <w:r>
         <w:rPr>
@@ -33,25 +51,7 @@
         <w:rPr>
           <w:rFonts w:ascii="Avenir Next" w:hAnsi="Avenir Next" w:cs="Avenir Next" w:eastAsia="Avenir Next"/>
           <w:color w:val="1A1A1A"/>
-          <w:sz w:val="20"/>
-          <w:szCs w:val="20"/>
-        </w:rPr>
-        <w:t xml:space="preserve">   Date</w:t>
-      </w:r>
-      <w:r>
-        <w:rPr>
-          <w:rFonts w:ascii="Avenir Next" w:hAnsi="Avenir Next" w:cs="Avenir Next" w:eastAsia="Avenir Next"/>
-          <w:color w:val="1A1A1A"/>
-          <w:sz w:val="20"/>
-          <w:szCs w:val="20"/>
-        </w:rPr>
-        <w:tab/>
-      </w:r>
-      <w:r>
-        <w:rPr>
-          <w:rFonts w:ascii="Avenir Next" w:hAnsi="Avenir Next" w:cs="Avenir Next" w:eastAsia="Avenir Next"/>
-          <w:color w:val="1A1A1A"/>
-          <w:sz w:val="20"/>
+          <w:sz w:val="22"/>
           <w:szCs w:val="20"/>
         </w:rPr>
         <w:t xml:space="preserve">   Period</w:t>
@@ -78,7 +78,7 @@
           <w:caps/>
           <w:color w:val="003A70"/>
           <w:spacing w:val="12"/>
-          <w:sz w:val="19"/>
+          <w:sz w:val="22"/>
           <w:szCs w:val="19"/>
         </w:rPr>
         <w:t xml:space="preserve">Lesson 3-7  ·  Session 1  ·  Prerequisite Practice A  ·  Skill 1 of 2</w:t>
@@ -86,6 +86,7 @@
     </w:p>
     <w:p>
       <w:pPr>
+        <w:pStyle w:val="Heading1"/>
         <w:keepNext/>
         <w:spacing w:before="0" w:after="10" w:line="240" w:lineRule="auto"/>
       </w:pPr>
@@ -111,7 +112,7 @@
         <w:rPr>
           <w:rFonts w:ascii="Avenir Next" w:hAnsi="Avenir Next" w:cs="Avenir Next" w:eastAsia="Avenir Next"/>
           <w:color w:val="5A5F66"/>
-          <w:sz w:val="17"/>
+          <w:sz w:val="22"/>
           <w:szCs w:val="17"/>
         </w:rPr>
         <w:t xml:space="preserve">Builds on Grade 5 · 5.NBT.B.7</w:t>
@@ -154,6 +155,7 @@
           </w:tcPr>
           <w:p>
             <w:pPr>
+              <w:pStyle w:val="Heading2"/>
               <w:spacing w:before="0" w:after="0" w:line="252" w:lineRule="auto"/>
             </w:pPr>
             <w:r>
@@ -183,7 +185,7 @@
               <w:rPr>
                 <w:rFonts w:ascii="Avenir Next" w:hAnsi="Avenir Next" w:cs="Avenir Next" w:eastAsia="Avenir Next"/>
                 <w:color w:val="1A1A1A"/>
-                <w:sz w:val="20"/>
+                <w:sz w:val="22"/>
                 <w:szCs w:val="20"/>
               </w:rPr>
               <w:t xml:space="preserve">You will change 20 kg to pounds: 20 × 2.2.</w:t>
@@ -203,6 +205,7 @@
           </w:tcPr>
           <w:p>
             <w:pPr>
+              <w:pStyle w:val="Heading2"/>
               <w:spacing w:before="0" w:after="0" w:line="252" w:lineRule="auto"/>
             </w:pPr>
             <w:r>
@@ -232,7 +235,7 @@
               <w:rPr>
                 <w:rFonts w:ascii="Avenir Next" w:hAnsi="Avenir Next" w:cs="Avenir Next" w:eastAsia="Avenir Next"/>
                 <w:color w:val="1A1A1A"/>
-                <w:sz w:val="20"/>
+                <w:sz w:val="22"/>
                 <w:szCs w:val="20"/>
               </w:rPr>
               <w:t xml:space="preserve">Multiply a whole number by a decimal, like 7 × 3.28 = 22.96.  </w:t>
@@ -242,7 +245,7 @@
                 <w:rFonts w:ascii="Avenir Next" w:hAnsi="Avenir Next" w:cs="Avenir Next" w:eastAsia="Avenir Next"/>
                 <w:b/>
                 <w:color w:val="1A1A1A"/>
-                <w:sz w:val="20"/>
+                <w:sz w:val="22"/>
                 <w:szCs w:val="20"/>
               </w:rPr>
               <w:t xml:space="preserve">You will use it in Practice Form A, problems 1 and 4.</w:t>
@@ -253,6 +256,7 @@
     </w:tbl>
     <w:p>
       <w:pPr>
+        <w:pStyle w:val="Heading2"/>
         <w:keepNext/>
         <w:pBdr>
           <w:bottom w:val="single" w:sz="8" w:space="3" w:color="003A70"/>
@@ -268,7 +272,7 @@
           <w:b/>
           <w:color w:val="003A70"/>
           <w:spacing w:val="14"/>
-          <w:sz w:val="19"/>
+          <w:sz w:val="22"/>
           <w:szCs w:val="19"/>
         </w:rPr>
         <w:t xml:space="preserve">STEPS TO FOLLOW</w:t>
@@ -287,7 +291,7 @@
           <w:rFonts w:ascii="Avenir Next" w:hAnsi="Avenir Next" w:cs="Avenir Next" w:eastAsia="Avenir Next"/>
           <w:i/>
           <w:color w:val="5A5F66"/>
-          <w:sz w:val="17"/>
+          <w:sz w:val="22"/>
           <w:szCs w:val="17"/>
         </w:rPr>
         <w:t xml:space="preserve">use these same steps on every problem</w:t>
@@ -329,6 +333,7 @@
           </w:tcPr>
           <w:p>
             <w:pPr>
+              <w:pStyle w:val="Heading1"/>
               <w:spacing w:before="0" w:after="0" w:line="240" w:lineRule="auto"/>
               <w:jc w:val="center"/>
             </w:pPr>
@@ -358,7 +363,7 @@
                 <w:rFonts w:ascii="Avenir Next" w:hAnsi="Avenir Next" w:cs="Avenir Next" w:eastAsia="Avenir Next"/>
                 <w:b/>
                 <w:color w:val="1A1A1A"/>
-                <w:sz w:val="21"/>
+                <w:sz w:val="22"/>
                 <w:szCs w:val="21"/>
               </w:rPr>
               <w:t xml:space="preserve">Multiply</w:t>
@@ -367,7 +372,7 @@
               <w:rPr>
                 <w:rFonts w:ascii="Avenir Next" w:hAnsi="Avenir Next" w:cs="Avenir Next" w:eastAsia="Avenir Next"/>
                 <w:color w:val="1A1A1A"/>
-                <w:sz w:val="21"/>
+                <w:sz w:val="22"/>
                 <w:szCs w:val="21"/>
               </w:rPr>
               <w:t xml:space="preserve"> as if there were no decimal point.</w:t>
@@ -386,6 +391,7 @@
           </w:tcPr>
           <w:p>
             <w:pPr>
+              <w:pStyle w:val="Heading1"/>
               <w:spacing w:before="0" w:after="0" w:line="240" w:lineRule="auto"/>
               <w:jc w:val="center"/>
             </w:pPr>
@@ -415,7 +421,7 @@
                 <w:rFonts w:ascii="Avenir Next" w:hAnsi="Avenir Next" w:cs="Avenir Next" w:eastAsia="Avenir Next"/>
                 <w:b/>
                 <w:color w:val="1A1A1A"/>
-                <w:sz w:val="21"/>
+                <w:sz w:val="22"/>
                 <w:szCs w:val="21"/>
               </w:rPr>
               <w:t xml:space="preserve">Count</w:t>
@@ -424,7 +430,7 @@
               <w:rPr>
                 <w:rFonts w:ascii="Avenir Next" w:hAnsi="Avenir Next" w:cs="Avenir Next" w:eastAsia="Avenir Next"/>
                 <w:color w:val="1A1A1A"/>
-                <w:sz w:val="21"/>
+                <w:sz w:val="22"/>
                 <w:szCs w:val="21"/>
               </w:rPr>
               <w:t xml:space="preserve"> the decimal places in the decimal.</w:t>
@@ -443,6 +449,7 @@
           </w:tcPr>
           <w:p>
             <w:pPr>
+              <w:pStyle w:val="Heading1"/>
               <w:spacing w:before="0" w:after="0" w:line="240" w:lineRule="auto"/>
               <w:jc w:val="center"/>
             </w:pPr>
@@ -472,7 +479,7 @@
                 <w:rFonts w:ascii="Avenir Next" w:hAnsi="Avenir Next" w:cs="Avenir Next" w:eastAsia="Avenir Next"/>
                 <w:b/>
                 <w:color w:val="1A1A1A"/>
-                <w:sz w:val="21"/>
+                <w:sz w:val="22"/>
                 <w:szCs w:val="21"/>
               </w:rPr>
               <w:t xml:space="preserve">Place</w:t>
@@ -481,7 +488,7 @@
               <w:rPr>
                 <w:rFonts w:ascii="Avenir Next" w:hAnsi="Avenir Next" w:cs="Avenir Next" w:eastAsia="Avenir Next"/>
                 <w:color w:val="1A1A1A"/>
-                <w:sz w:val="21"/>
+                <w:sz w:val="22"/>
                 <w:szCs w:val="21"/>
               </w:rPr>
               <w:t xml:space="preserve"> the point that many places from the right.</w:t>
@@ -492,6 +499,7 @@
     </w:tbl>
     <w:p>
       <w:pPr>
+        <w:pStyle w:val="Heading2"/>
         <w:keepNext/>
         <w:pBdr>
           <w:bottom w:val="single" w:sz="8" w:space="3" w:color="003A70"/>
@@ -507,7 +515,7 @@
           <w:b/>
           <w:color w:val="003A70"/>
           <w:spacing w:val="14"/>
-          <w:sz w:val="19"/>
+          <w:sz w:val="22"/>
           <w:szCs w:val="19"/>
         </w:rPr>
         <w:t xml:space="preserve">WATCH ME</w:t>
@@ -526,7 +534,7 @@
           <w:rFonts w:ascii="Avenir Next" w:hAnsi="Avenir Next" w:cs="Avenir Next" w:eastAsia="Avenir Next"/>
           <w:i/>
           <w:color w:val="5A5F66"/>
-          <w:sz w:val="17"/>
+          <w:sz w:val="22"/>
           <w:szCs w:val="17"/>
         </w:rPr>
         <w:t xml:space="preserve">the steps in action</w:t>
@@ -541,7 +549,7 @@
           <w:rFonts w:ascii="Avenir Next" w:hAnsi="Avenir Next" w:cs="Avenir Next" w:eastAsia="Avenir Next"/>
           <w:b/>
           <w:color w:val="1A1A1A"/>
-          <w:sz w:val="21"/>
+          <w:sz w:val="22"/>
           <w:szCs w:val="21"/>
         </w:rPr>
         <w:t xml:space="preserve">Find 7 × 3.28.</w:t>
@@ -560,25 +568,25 @@
           <w:rFonts w:ascii="Avenir Next" w:hAnsi="Avenir Next" w:cs="Avenir Next" w:eastAsia="Avenir Next"/>
           <w:b/>
           <w:color w:val="003A70"/>
+          <w:sz w:val="22"/>
+          <w:szCs w:val="19"/>
+        </w:rPr>
+        <w:t xml:space="preserve">Step 1</w:t>
+      </w:r>
+      <w:r>
+        <w:rPr>
+          <w:rFonts w:ascii="Avenir Next" w:hAnsi="Avenir Next" w:cs="Avenir Next" w:eastAsia="Avenir Next"/>
+          <w:color w:val="1A1A1A"/>
           <w:sz w:val="19"/>
           <w:szCs w:val="19"/>
         </w:rPr>
-        <w:t xml:space="preserve">Step 1</w:t>
-      </w:r>
-      <w:r>
-        <w:rPr>
-          <w:rFonts w:ascii="Avenir Next" w:hAnsi="Avenir Next" w:cs="Avenir Next" w:eastAsia="Avenir Next"/>
-          <w:color w:val="1A1A1A"/>
-          <w:sz w:val="19"/>
-          <w:szCs w:val="19"/>
-        </w:rPr>
         <w:tab/>
       </w:r>
       <w:r>
         <w:rPr>
           <w:rFonts w:ascii="Avenir Next" w:hAnsi="Avenir Next" w:cs="Avenir Next" w:eastAsia="Avenir Next"/>
           <w:color w:val="1A1A1A"/>
-          <w:sz w:val="21"/>
+          <w:sz w:val="22"/>
           <w:szCs w:val="21"/>
         </w:rPr>
         <w:t xml:space="preserve">7 × 328 = 2,296.</w:t>
@@ -597,25 +605,25 @@
           <w:rFonts w:ascii="Avenir Next" w:hAnsi="Avenir Next" w:cs="Avenir Next" w:eastAsia="Avenir Next"/>
           <w:b/>
           <w:color w:val="003A70"/>
+          <w:sz w:val="22"/>
+          <w:szCs w:val="19"/>
+        </w:rPr>
+        <w:t xml:space="preserve">Step 2</w:t>
+      </w:r>
+      <w:r>
+        <w:rPr>
+          <w:rFonts w:ascii="Avenir Next" w:hAnsi="Avenir Next" w:cs="Avenir Next" w:eastAsia="Avenir Next"/>
+          <w:color w:val="1A1A1A"/>
           <w:sz w:val="19"/>
           <w:szCs w:val="19"/>
         </w:rPr>
-        <w:t xml:space="preserve">Step 2</w:t>
-      </w:r>
-      <w:r>
-        <w:rPr>
-          <w:rFonts w:ascii="Avenir Next" w:hAnsi="Avenir Next" w:cs="Avenir Next" w:eastAsia="Avenir Next"/>
-          <w:color w:val="1A1A1A"/>
-          <w:sz w:val="19"/>
-          <w:szCs w:val="19"/>
-        </w:rPr>
         <w:tab/>
       </w:r>
       <w:r>
         <w:rPr>
           <w:rFonts w:ascii="Avenir Next" w:hAnsi="Avenir Next" w:cs="Avenir Next" w:eastAsia="Avenir Next"/>
           <w:color w:val="1A1A1A"/>
-          <w:sz w:val="21"/>
+          <w:sz w:val="22"/>
           <w:szCs w:val="21"/>
         </w:rPr>
         <w:t xml:space="preserve">3.28 has 2 decimal places.</w:t>
@@ -634,25 +642,25 @@
           <w:rFonts w:ascii="Avenir Next" w:hAnsi="Avenir Next" w:cs="Avenir Next" w:eastAsia="Avenir Next"/>
           <w:b/>
           <w:color w:val="003A70"/>
+          <w:sz w:val="22"/>
+          <w:szCs w:val="19"/>
+        </w:rPr>
+        <w:t xml:space="preserve">Step 3</w:t>
+      </w:r>
+      <w:r>
+        <w:rPr>
+          <w:rFonts w:ascii="Avenir Next" w:hAnsi="Avenir Next" w:cs="Avenir Next" w:eastAsia="Avenir Next"/>
+          <w:color w:val="1A1A1A"/>
           <w:sz w:val="19"/>
           <w:szCs w:val="19"/>
         </w:rPr>
-        <w:t xml:space="preserve">Step 3</w:t>
-      </w:r>
-      <w:r>
-        <w:rPr>
-          <w:rFonts w:ascii="Avenir Next" w:hAnsi="Avenir Next" w:cs="Avenir Next" w:eastAsia="Avenir Next"/>
-          <w:color w:val="1A1A1A"/>
-          <w:sz w:val="19"/>
-          <w:szCs w:val="19"/>
-        </w:rPr>
         <w:tab/>
       </w:r>
       <w:r>
         <w:rPr>
           <w:rFonts w:ascii="Avenir Next" w:hAnsi="Avenir Next" w:cs="Avenir Next" w:eastAsia="Avenir Next"/>
           <w:color w:val="1A1A1A"/>
-          <w:sz w:val="21"/>
+          <w:sz w:val="22"/>
           <w:szCs w:val="21"/>
         </w:rPr>
         <w:t xml:space="preserve">Place the point 2 places from the right: 22.96.</w:t>
@@ -671,18 +679,18 @@
           <w:rFonts w:ascii="Avenir Next" w:hAnsi="Avenir Next" w:cs="Avenir Next" w:eastAsia="Avenir Next"/>
           <w:b/>
           <w:color w:val="1A1A1A"/>
+          <w:sz w:val="22"/>
+          <w:szCs w:val="21"/>
+        </w:rPr>
+        <w:t xml:space="preserve">Answer</w:t>
+      </w:r>
+      <w:r>
+        <w:rPr>
+          <w:rFonts w:ascii="Avenir Next" w:hAnsi="Avenir Next" w:cs="Avenir Next" w:eastAsia="Avenir Next"/>
+          <w:color w:val="1A1A1A"/>
           <w:sz w:val="21"/>
           <w:szCs w:val="21"/>
         </w:rPr>
-        <w:t xml:space="preserve">Answer</w:t>
-      </w:r>
-      <w:r>
-        <w:rPr>
-          <w:rFonts w:ascii="Avenir Next" w:hAnsi="Avenir Next" w:cs="Avenir Next" w:eastAsia="Avenir Next"/>
-          <w:color w:val="1A1A1A"/>
-          <w:sz w:val="21"/>
-          <w:szCs w:val="21"/>
-        </w:rPr>
         <w:tab/>
       </w:r>
       <w:r>
@@ -690,7 +698,7 @@
           <w:rFonts w:ascii="Avenir Next" w:hAnsi="Avenir Next" w:cs="Avenir Next" w:eastAsia="Avenir Next"/>
           <w:b/>
           <w:color w:val="1A1A1A"/>
-          <w:sz w:val="21"/>
+          <w:sz w:val="22"/>
           <w:szCs w:val="21"/>
         </w:rPr>
         <w:t xml:space="preserve">22.96</w:t>
@@ -698,6 +706,7 @@
     </w:p>
     <w:p>
       <w:pPr>
+        <w:pStyle w:val="Heading2"/>
         <w:keepNext/>
         <w:pBdr>
           <w:bottom w:val="single" w:sz="8" w:space="3" w:color="003A70"/>
@@ -713,7 +722,7 @@
           <w:b/>
           <w:color w:val="003A70"/>
           <w:spacing w:val="14"/>
-          <w:sz w:val="19"/>
+          <w:sz w:val="22"/>
           <w:szCs w:val="19"/>
         </w:rPr>
         <w:t xml:space="preserve">TRY IT WITH HELP</w:t>
@@ -732,7 +741,7 @@
           <w:rFonts w:ascii="Avenir Next" w:hAnsi="Avenir Next" w:cs="Avenir Next" w:eastAsia="Avenir Next"/>
           <w:i/>
           <w:color w:val="5A5F66"/>
-          <w:sz w:val="17"/>
+          <w:sz w:val="22"/>
           <w:szCs w:val="17"/>
         </w:rPr>
         <w:t xml:space="preserve">fill in each step</w:t>
@@ -790,35 +799,35 @@
           <w:rFonts w:ascii="Avenir Next" w:hAnsi="Avenir Next" w:cs="Avenir Next" w:eastAsia="Avenir Next"/>
           <w:b/>
           <w:color w:val="003A70"/>
+          <w:sz w:val="22"/>
+          <w:szCs w:val="18"/>
+        </w:rPr>
+        <w:t xml:space="preserve">Step 1</w:t>
+      </w:r>
+      <w:r>
+        <w:rPr>
+          <w:rFonts w:ascii="Avenir Next" w:hAnsi="Avenir Next" w:cs="Avenir Next" w:eastAsia="Avenir Next"/>
+          <w:color w:val="1A1A1A"/>
           <w:sz w:val="18"/>
           <w:szCs w:val="18"/>
         </w:rPr>
-        <w:t xml:space="preserve">Step 1</w:t>
-      </w:r>
-      <w:r>
-        <w:rPr>
-          <w:rFonts w:ascii="Avenir Next" w:hAnsi="Avenir Next" w:cs="Avenir Next" w:eastAsia="Avenir Next"/>
-          <w:color w:val="1A1A1A"/>
-          <w:sz w:val="18"/>
-          <w:szCs w:val="18"/>
-        </w:rPr>
         <w:tab/>
       </w:r>
       <w:r>
         <w:rPr>
           <w:rFonts w:ascii="Avenir Next" w:hAnsi="Avenir Next" w:cs="Avenir Next" w:eastAsia="Avenir Next"/>
           <w:color w:val="1A1A1A"/>
+          <w:sz w:val="22"/>
+          <w:szCs w:val="21"/>
+        </w:rPr>
+        <w:t xml:space="preserve">4 × 16 = </w:t>
+      </w:r>
+      <w:r>
+        <w:rPr>
+          <w:rFonts w:ascii="Avenir Next" w:hAnsi="Avenir Next" w:cs="Avenir Next" w:eastAsia="Avenir Next"/>
+          <w:color w:val="1A1A1A"/>
           <w:sz w:val="21"/>
           <w:szCs w:val="21"/>
-        </w:rPr>
-        <w:t xml:space="preserve">4 × 16 = </w:t>
-      </w:r>
-      <w:r>
-        <w:rPr>
-          <w:rFonts w:ascii="Avenir Next" w:hAnsi="Avenir Next" w:cs="Avenir Next" w:eastAsia="Avenir Next"/>
-          <w:color w:val="1A1A1A"/>
-          <w:sz w:val="21"/>
-          <w:szCs w:val="21"/>
           <w:u w:val="single"/>
         </w:rPr>
         <w:t xml:space="preserve">                </w:t>
@@ -827,7 +836,7 @@
         <w:rPr>
           <w:rFonts w:ascii="Avenir Next" w:hAnsi="Avenir Next" w:cs="Avenir Next" w:eastAsia="Avenir Next"/>
           <w:color w:val="1A1A1A"/>
-          <w:sz w:val="21"/>
+          <w:sz w:val="22"/>
           <w:szCs w:val="21"/>
         </w:rPr>
         <w:t xml:space="preserve">.</w:t>
@@ -847,35 +856,35 @@
           <w:rFonts w:ascii="Avenir Next" w:hAnsi="Avenir Next" w:cs="Avenir Next" w:eastAsia="Avenir Next"/>
           <w:b/>
           <w:color w:val="003A70"/>
+          <w:sz w:val="22"/>
+          <w:szCs w:val="18"/>
+        </w:rPr>
+        <w:t xml:space="preserve">Step 2</w:t>
+      </w:r>
+      <w:r>
+        <w:rPr>
+          <w:rFonts w:ascii="Avenir Next" w:hAnsi="Avenir Next" w:cs="Avenir Next" w:eastAsia="Avenir Next"/>
+          <w:color w:val="1A1A1A"/>
           <w:sz w:val="18"/>
           <w:szCs w:val="18"/>
         </w:rPr>
-        <w:t xml:space="preserve">Step 2</w:t>
-      </w:r>
-      <w:r>
-        <w:rPr>
-          <w:rFonts w:ascii="Avenir Next" w:hAnsi="Avenir Next" w:cs="Avenir Next" w:eastAsia="Avenir Next"/>
-          <w:color w:val="1A1A1A"/>
-          <w:sz w:val="18"/>
-          <w:szCs w:val="18"/>
-        </w:rPr>
         <w:tab/>
       </w:r>
       <w:r>
         <w:rPr>
           <w:rFonts w:ascii="Avenir Next" w:hAnsi="Avenir Next" w:cs="Avenir Next" w:eastAsia="Avenir Next"/>
           <w:color w:val="1A1A1A"/>
+          <w:sz w:val="22"/>
+          <w:szCs w:val="21"/>
+        </w:rPr>
+        <w:t xml:space="preserve">1.6 has </w:t>
+      </w:r>
+      <w:r>
+        <w:rPr>
+          <w:rFonts w:ascii="Avenir Next" w:hAnsi="Avenir Next" w:cs="Avenir Next" w:eastAsia="Avenir Next"/>
+          <w:color w:val="1A1A1A"/>
           <w:sz w:val="21"/>
           <w:szCs w:val="21"/>
-        </w:rPr>
-        <w:t xml:space="preserve">1.6 has </w:t>
-      </w:r>
-      <w:r>
-        <w:rPr>
-          <w:rFonts w:ascii="Avenir Next" w:hAnsi="Avenir Next" w:cs="Avenir Next" w:eastAsia="Avenir Next"/>
-          <w:color w:val="1A1A1A"/>
-          <w:sz w:val="21"/>
-          <w:szCs w:val="21"/>
           <w:u w:val="single"/>
         </w:rPr>
         <w:t xml:space="preserve">                </w:t>
@@ -884,7 +893,7 @@
         <w:rPr>
           <w:rFonts w:ascii="Avenir Next" w:hAnsi="Avenir Next" w:cs="Avenir Next" w:eastAsia="Avenir Next"/>
           <w:color w:val="1A1A1A"/>
-          <w:sz w:val="21"/>
+          <w:sz w:val="22"/>
           <w:szCs w:val="21"/>
         </w:rPr>
         <w:t xml:space="preserve"> decimal place.</w:t>
@@ -904,35 +913,35 @@
           <w:rFonts w:ascii="Avenir Next" w:hAnsi="Avenir Next" w:cs="Avenir Next" w:eastAsia="Avenir Next"/>
           <w:b/>
           <w:color w:val="003A70"/>
+          <w:sz w:val="22"/>
+          <w:szCs w:val="18"/>
+        </w:rPr>
+        <w:t xml:space="preserve">Step 3</w:t>
+      </w:r>
+      <w:r>
+        <w:rPr>
+          <w:rFonts w:ascii="Avenir Next" w:hAnsi="Avenir Next" w:cs="Avenir Next" w:eastAsia="Avenir Next"/>
+          <w:color w:val="1A1A1A"/>
           <w:sz w:val="18"/>
           <w:szCs w:val="18"/>
         </w:rPr>
-        <w:t xml:space="preserve">Step 3</w:t>
-      </w:r>
-      <w:r>
-        <w:rPr>
-          <w:rFonts w:ascii="Avenir Next" w:hAnsi="Avenir Next" w:cs="Avenir Next" w:eastAsia="Avenir Next"/>
-          <w:color w:val="1A1A1A"/>
-          <w:sz w:val="18"/>
-          <w:szCs w:val="18"/>
-        </w:rPr>
         <w:tab/>
       </w:r>
       <w:r>
         <w:rPr>
           <w:rFonts w:ascii="Avenir Next" w:hAnsi="Avenir Next" w:cs="Avenir Next" w:eastAsia="Avenir Next"/>
           <w:color w:val="1A1A1A"/>
+          <w:sz w:val="22"/>
+          <w:szCs w:val="21"/>
+        </w:rPr>
+        <w:t xml:space="preserve">Place the point: 4 × 1.6 = </w:t>
+      </w:r>
+      <w:r>
+        <w:rPr>
+          <w:rFonts w:ascii="Avenir Next" w:hAnsi="Avenir Next" w:cs="Avenir Next" w:eastAsia="Avenir Next"/>
+          <w:color w:val="1A1A1A"/>
           <w:sz w:val="21"/>
           <w:szCs w:val="21"/>
-        </w:rPr>
-        <w:t xml:space="preserve">Place the point: 4 × 1.6 = </w:t>
-      </w:r>
-      <w:r>
-        <w:rPr>
-          <w:rFonts w:ascii="Avenir Next" w:hAnsi="Avenir Next" w:cs="Avenir Next" w:eastAsia="Avenir Next"/>
-          <w:color w:val="1A1A1A"/>
-          <w:sz w:val="21"/>
-          <w:szCs w:val="21"/>
           <w:u w:val="single"/>
         </w:rPr>
         <w:t xml:space="preserve">                </w:t>
@@ -941,7 +950,7 @@
         <w:rPr>
           <w:rFonts w:ascii="Avenir Next" w:hAnsi="Avenir Next" w:cs="Avenir Next" w:eastAsia="Avenir Next"/>
           <w:color w:val="1A1A1A"/>
-          <w:sz w:val="21"/>
+          <w:sz w:val="22"/>
           <w:szCs w:val="21"/>
         </w:rPr>
         <w:t xml:space="preserve">.</w:t>
@@ -1004,35 +1013,35 @@
           <w:rFonts w:ascii="Avenir Next" w:hAnsi="Avenir Next" w:cs="Avenir Next" w:eastAsia="Avenir Next"/>
           <w:b/>
           <w:color w:val="003A70"/>
+          <w:sz w:val="22"/>
+          <w:szCs w:val="18"/>
+        </w:rPr>
+        <w:t xml:space="preserve">Step 1</w:t>
+      </w:r>
+      <w:r>
+        <w:rPr>
+          <w:rFonts w:ascii="Avenir Next" w:hAnsi="Avenir Next" w:cs="Avenir Next" w:eastAsia="Avenir Next"/>
+          <w:color w:val="1A1A1A"/>
           <w:sz w:val="18"/>
           <w:szCs w:val="18"/>
         </w:rPr>
-        <w:t xml:space="preserve">Step 1</w:t>
-      </w:r>
-      <w:r>
-        <w:rPr>
-          <w:rFonts w:ascii="Avenir Next" w:hAnsi="Avenir Next" w:cs="Avenir Next" w:eastAsia="Avenir Next"/>
-          <w:color w:val="1A1A1A"/>
-          <w:sz w:val="18"/>
-          <w:szCs w:val="18"/>
-        </w:rPr>
         <w:tab/>
       </w:r>
       <w:r>
         <w:rPr>
           <w:rFonts w:ascii="Avenir Next" w:hAnsi="Avenir Next" w:cs="Avenir Next" w:eastAsia="Avenir Next"/>
           <w:color w:val="1A1A1A"/>
+          <w:sz w:val="22"/>
+          <w:szCs w:val="21"/>
+        </w:rPr>
+        <w:t xml:space="preserve">3 × 254 = </w:t>
+      </w:r>
+      <w:r>
+        <w:rPr>
+          <w:rFonts w:ascii="Avenir Next" w:hAnsi="Avenir Next" w:cs="Avenir Next" w:eastAsia="Avenir Next"/>
+          <w:color w:val="1A1A1A"/>
           <w:sz w:val="21"/>
           <w:szCs w:val="21"/>
-        </w:rPr>
-        <w:t xml:space="preserve">3 × 254 = </w:t>
-      </w:r>
-      <w:r>
-        <w:rPr>
-          <w:rFonts w:ascii="Avenir Next" w:hAnsi="Avenir Next" w:cs="Avenir Next" w:eastAsia="Avenir Next"/>
-          <w:color w:val="1A1A1A"/>
-          <w:sz w:val="21"/>
-          <w:szCs w:val="21"/>
           <w:u w:val="single"/>
         </w:rPr>
         <w:t xml:space="preserve">                </w:t>
@@ -1041,7 +1050,7 @@
         <w:rPr>
           <w:rFonts w:ascii="Avenir Next" w:hAnsi="Avenir Next" w:cs="Avenir Next" w:eastAsia="Avenir Next"/>
           <w:color w:val="1A1A1A"/>
-          <w:sz w:val="21"/>
+          <w:sz w:val="22"/>
           <w:szCs w:val="21"/>
         </w:rPr>
         <w:t xml:space="preserve">.</w:t>
@@ -1061,35 +1070,35 @@
           <w:rFonts w:ascii="Avenir Next" w:hAnsi="Avenir Next" w:cs="Avenir Next" w:eastAsia="Avenir Next"/>
           <w:b/>
           <w:color w:val="003A70"/>
+          <w:sz w:val="22"/>
+          <w:szCs w:val="18"/>
+        </w:rPr>
+        <w:t xml:space="preserve">Step 2</w:t>
+      </w:r>
+      <w:r>
+        <w:rPr>
+          <w:rFonts w:ascii="Avenir Next" w:hAnsi="Avenir Next" w:cs="Avenir Next" w:eastAsia="Avenir Next"/>
+          <w:color w:val="1A1A1A"/>
           <w:sz w:val="18"/>
           <w:szCs w:val="18"/>
         </w:rPr>
-        <w:t xml:space="preserve">Step 2</w:t>
-      </w:r>
-      <w:r>
-        <w:rPr>
-          <w:rFonts w:ascii="Avenir Next" w:hAnsi="Avenir Next" w:cs="Avenir Next" w:eastAsia="Avenir Next"/>
-          <w:color w:val="1A1A1A"/>
-          <w:sz w:val="18"/>
-          <w:szCs w:val="18"/>
-        </w:rPr>
         <w:tab/>
       </w:r>
       <w:r>
         <w:rPr>
           <w:rFonts w:ascii="Avenir Next" w:hAnsi="Avenir Next" w:cs="Avenir Next" w:eastAsia="Avenir Next"/>
           <w:color w:val="1A1A1A"/>
+          <w:sz w:val="22"/>
+          <w:szCs w:val="21"/>
+        </w:rPr>
+        <w:t xml:space="preserve">2.54 has </w:t>
+      </w:r>
+      <w:r>
+        <w:rPr>
+          <w:rFonts w:ascii="Avenir Next" w:hAnsi="Avenir Next" w:cs="Avenir Next" w:eastAsia="Avenir Next"/>
+          <w:color w:val="1A1A1A"/>
           <w:sz w:val="21"/>
           <w:szCs w:val="21"/>
-        </w:rPr>
-        <w:t xml:space="preserve">2.54 has </w:t>
-      </w:r>
-      <w:r>
-        <w:rPr>
-          <w:rFonts w:ascii="Avenir Next" w:hAnsi="Avenir Next" w:cs="Avenir Next" w:eastAsia="Avenir Next"/>
-          <w:color w:val="1A1A1A"/>
-          <w:sz w:val="21"/>
-          <w:szCs w:val="21"/>
           <w:u w:val="single"/>
         </w:rPr>
         <w:t xml:space="preserve">                </w:t>
@@ -1098,7 +1107,7 @@
         <w:rPr>
           <w:rFonts w:ascii="Avenir Next" w:hAnsi="Avenir Next" w:cs="Avenir Next" w:eastAsia="Avenir Next"/>
           <w:color w:val="1A1A1A"/>
-          <w:sz w:val="21"/>
+          <w:sz w:val="22"/>
           <w:szCs w:val="21"/>
         </w:rPr>
         <w:t xml:space="preserve"> decimal places.</w:t>
@@ -1118,35 +1127,35 @@
           <w:rFonts w:ascii="Avenir Next" w:hAnsi="Avenir Next" w:cs="Avenir Next" w:eastAsia="Avenir Next"/>
           <w:b/>
           <w:color w:val="003A70"/>
+          <w:sz w:val="22"/>
+          <w:szCs w:val="18"/>
+        </w:rPr>
+        <w:t xml:space="preserve">Step 3</w:t>
+      </w:r>
+      <w:r>
+        <w:rPr>
+          <w:rFonts w:ascii="Avenir Next" w:hAnsi="Avenir Next" w:cs="Avenir Next" w:eastAsia="Avenir Next"/>
+          <w:color w:val="1A1A1A"/>
           <w:sz w:val="18"/>
           <w:szCs w:val="18"/>
         </w:rPr>
-        <w:t xml:space="preserve">Step 3</w:t>
-      </w:r>
-      <w:r>
-        <w:rPr>
-          <w:rFonts w:ascii="Avenir Next" w:hAnsi="Avenir Next" w:cs="Avenir Next" w:eastAsia="Avenir Next"/>
-          <w:color w:val="1A1A1A"/>
-          <w:sz w:val="18"/>
-          <w:szCs w:val="18"/>
-        </w:rPr>
         <w:tab/>
       </w:r>
       <w:r>
         <w:rPr>
           <w:rFonts w:ascii="Avenir Next" w:hAnsi="Avenir Next" w:cs="Avenir Next" w:eastAsia="Avenir Next"/>
           <w:color w:val="1A1A1A"/>
+          <w:sz w:val="22"/>
+          <w:szCs w:val="21"/>
+        </w:rPr>
+        <w:t xml:space="preserve">Place the point: 3 × 2.54 = </w:t>
+      </w:r>
+      <w:r>
+        <w:rPr>
+          <w:rFonts w:ascii="Avenir Next" w:hAnsi="Avenir Next" w:cs="Avenir Next" w:eastAsia="Avenir Next"/>
+          <w:color w:val="1A1A1A"/>
           <w:sz w:val="21"/>
           <w:szCs w:val="21"/>
-        </w:rPr>
-        <w:t xml:space="preserve">Place the point: 3 × 2.54 = </w:t>
-      </w:r>
-      <w:r>
-        <w:rPr>
-          <w:rFonts w:ascii="Avenir Next" w:hAnsi="Avenir Next" w:cs="Avenir Next" w:eastAsia="Avenir Next"/>
-          <w:color w:val="1A1A1A"/>
-          <w:sz w:val="21"/>
-          <w:szCs w:val="21"/>
           <w:u w:val="single"/>
         </w:rPr>
         <w:t xml:space="preserve">                </w:t>
@@ -1155,7 +1164,7 @@
         <w:rPr>
           <w:rFonts w:ascii="Avenir Next" w:hAnsi="Avenir Next" w:cs="Avenir Next" w:eastAsia="Avenir Next"/>
           <w:color w:val="1A1A1A"/>
-          <w:sz w:val="21"/>
+          <w:sz w:val="22"/>
           <w:szCs w:val="21"/>
         </w:rPr>
         <w:t xml:space="preserve">.</w:t>
@@ -1168,6 +1177,7 @@
     </w:p>
     <w:p>
       <w:pPr>
+        <w:pStyle w:val="Heading2"/>
         <w:keepNext/>
         <w:pBdr>
           <w:bottom w:val="single" w:sz="8" w:space="3" w:color="003A70"/>
@@ -1183,7 +1193,7 @@
           <w:b/>
           <w:color w:val="003A70"/>
           <w:spacing w:val="14"/>
-          <w:sz w:val="19"/>
+          <w:sz w:val="22"/>
           <w:szCs w:val="19"/>
         </w:rPr>
         <w:t xml:space="preserve">YOUR TURN</w:t>
@@ -1202,7 +1212,7 @@
           <w:rFonts w:ascii="Avenir Next" w:hAnsi="Avenir Next" w:cs="Avenir Next" w:eastAsia="Avenir Next"/>
           <w:i/>
           <w:color w:val="5A5F66"/>
-          <w:sz w:val="17"/>
+          <w:sz w:val="22"/>
           <w:szCs w:val="17"/>
         </w:rPr>
         <w:t xml:space="preserve">use the steps on your own</w:t>
@@ -1374,7 +1384,7 @@
                       <w:szCs w:val="22"/>
                       <w:u w:val="single"/>
                     </w:rPr>
-                    <w:t xml:space="preserve">      </w:t>
+                    <w:t xml:space="preserve">          </w:t>
                   </w:r>
                 </w:p>
               </w:tc>
@@ -1436,7 +1446,7 @@
                       <w:szCs w:val="22"/>
                       <w:u w:val="single"/>
                     </w:rPr>
-                    <w:t xml:space="preserve">      </w:t>
+                    <w:t xml:space="preserve">          </w:t>
                   </w:r>
                 </w:p>
               </w:tc>
@@ -1498,7 +1508,7 @@
                       <w:szCs w:val="22"/>
                       <w:u w:val="single"/>
                     </w:rPr>
-                    <w:t xml:space="preserve">      </w:t>
+                    <w:t xml:space="preserve">          </w:t>
                   </w:r>
                 </w:p>
               </w:tc>
@@ -1566,7 +1576,7 @@
                       <w:szCs w:val="22"/>
                       <w:u w:val="single"/>
                     </w:rPr>
-                    <w:t xml:space="preserve">      </w:t>
+                    <w:t xml:space="preserve">          </w:t>
                   </w:r>
                 </w:p>
               </w:tc>
@@ -1628,7 +1638,7 @@
                       <w:szCs w:val="22"/>
                       <w:u w:val="single"/>
                     </w:rPr>
-                    <w:t xml:space="preserve">      </w:t>
+                    <w:t xml:space="preserve">          </w:t>
                   </w:r>
                 </w:p>
               </w:tc>
@@ -1690,7 +1700,7 @@
                       <w:szCs w:val="22"/>
                       <w:u w:val="single"/>
                     </w:rPr>
-                    <w:t xml:space="preserve">      </w:t>
+                    <w:t xml:space="preserve">          </w:t>
                   </w:r>
                 </w:p>
               </w:tc>
@@ -1722,7 +1732,7 @@
           <w:caps/>
           <w:color w:val="003A70"/>
           <w:spacing w:val="12"/>
-          <w:sz w:val="19"/>
+          <w:sz w:val="22"/>
           <w:szCs w:val="19"/>
         </w:rPr>
         <w:t xml:space="preserve">Lesson 3-7  ·  Session 1  ·  Prerequisite Practice A  ·  Skill 2 of 2</w:t>
@@ -1730,6 +1740,7 @@
     </w:p>
     <w:p>
       <w:pPr>
+        <w:pStyle w:val="Heading1"/>
         <w:keepNext/>
         <w:spacing w:before="0" w:after="10" w:line="240" w:lineRule="auto"/>
       </w:pPr>
@@ -1755,7 +1766,7 @@
         <w:rPr>
           <w:rFonts w:ascii="Avenir Next" w:hAnsi="Avenir Next" w:cs="Avenir Next" w:eastAsia="Avenir Next"/>
           <w:color w:val="5A5F66"/>
-          <w:sz w:val="17"/>
+          <w:sz w:val="22"/>
           <w:szCs w:val="17"/>
         </w:rPr>
         <w:t xml:space="preserve">Builds on Grade 5 · 5.NBT.A.4</w:t>
@@ -1798,6 +1809,7 @@
           </w:tcPr>
           <w:p>
             <w:pPr>
+              <w:pStyle w:val="Heading2"/>
               <w:spacing w:before="0" w:after="0" w:line="252" w:lineRule="auto"/>
             </w:pPr>
             <w:r>
@@ -1827,7 +1839,7 @@
               <w:rPr>
                 <w:rFonts w:ascii="Avenir Next" w:hAnsi="Avenir Next" w:cs="Avenir Next" w:eastAsia="Avenir Next"/>
                 <w:color w:val="1A1A1A"/>
-                <w:sz w:val="20"/>
+                <w:sz w:val="22"/>
                 <w:szCs w:val="20"/>
               </w:rPr>
               <w:t xml:space="preserve">You will round a bottle’s size to the nearest whole milliliter.</w:t>
@@ -1847,6 +1859,7 @@
           </w:tcPr>
           <w:p>
             <w:pPr>
+              <w:pStyle w:val="Heading2"/>
               <w:spacing w:before="0" w:after="0" w:line="252" w:lineRule="auto"/>
             </w:pPr>
             <w:r>
@@ -1876,7 +1889,7 @@
               <w:rPr>
                 <w:rFonts w:ascii="Avenir Next" w:hAnsi="Avenir Next" w:cs="Avenir Next" w:eastAsia="Avenir Next"/>
                 <w:color w:val="1A1A1A"/>
-                <w:sz w:val="20"/>
+                <w:sz w:val="22"/>
                 <w:szCs w:val="20"/>
               </w:rPr>
               <w:t xml:space="preserve">Round a decimal, like 22.96 to the nearest whole number, 23.  </w:t>
@@ -1886,7 +1899,7 @@
                 <w:rFonts w:ascii="Avenir Next" w:hAnsi="Avenir Next" w:cs="Avenir Next" w:eastAsia="Avenir Next"/>
                 <w:b/>
                 <w:color w:val="1A1A1A"/>
-                <w:sz w:val="20"/>
+                <w:sz w:val="22"/>
                 <w:szCs w:val="20"/>
               </w:rPr>
               <w:t xml:space="preserve">You will use it in Practice Form A, problem 6.</w:t>
@@ -1897,6 +1910,7 @@
     </w:tbl>
     <w:p>
       <w:pPr>
+        <w:pStyle w:val="Heading2"/>
         <w:keepNext/>
         <w:pBdr>
           <w:bottom w:val="single" w:sz="8" w:space="3" w:color="003A70"/>
@@ -1912,7 +1926,7 @@
           <w:b/>
           <w:color w:val="003A70"/>
           <w:spacing w:val="14"/>
-          <w:sz w:val="19"/>
+          <w:sz w:val="22"/>
           <w:szCs w:val="19"/>
         </w:rPr>
         <w:t xml:space="preserve">STEPS TO FOLLOW</w:t>
@@ -1931,7 +1945,7 @@
           <w:rFonts w:ascii="Avenir Next" w:hAnsi="Avenir Next" w:cs="Avenir Next" w:eastAsia="Avenir Next"/>
           <w:i/>
           <w:color w:val="5A5F66"/>
-          <w:sz w:val="17"/>
+          <w:sz w:val="22"/>
           <w:szCs w:val="17"/>
         </w:rPr>
         <w:t xml:space="preserve">use these same steps on every problem</w:t>
@@ -1973,6 +1987,7 @@
           </w:tcPr>
           <w:p>
             <w:pPr>
+              <w:pStyle w:val="Heading1"/>
               <w:spacing w:before="0" w:after="0" w:line="240" w:lineRule="auto"/>
               <w:jc w:val="center"/>
             </w:pPr>
@@ -2001,7 +2016,7 @@
               <w:rPr>
                 <w:rFonts w:ascii="Avenir Next" w:hAnsi="Avenir Next" w:cs="Avenir Next" w:eastAsia="Avenir Next"/>
                 <w:color w:val="1A1A1A"/>
-                <w:sz w:val="21"/>
+                <w:sz w:val="22"/>
                 <w:szCs w:val="21"/>
               </w:rPr>
               <w:t xml:space="preserve">Find the digit in the place you </w:t>
@@ -2011,7 +2026,7 @@
                 <w:rFonts w:ascii="Avenir Next" w:hAnsi="Avenir Next" w:cs="Avenir Next" w:eastAsia="Avenir Next"/>
                 <w:b/>
                 <w:color w:val="1A1A1A"/>
-                <w:sz w:val="21"/>
+                <w:sz w:val="22"/>
                 <w:szCs w:val="21"/>
               </w:rPr>
               <w:t xml:space="preserve">round to</w:t>
@@ -2020,7 +2035,7 @@
               <w:rPr>
                 <w:rFonts w:ascii="Avenir Next" w:hAnsi="Avenir Next" w:cs="Avenir Next" w:eastAsia="Avenir Next"/>
                 <w:color w:val="1A1A1A"/>
-                <w:sz w:val="21"/>
+                <w:sz w:val="22"/>
                 <w:szCs w:val="21"/>
               </w:rPr>
               <w:t xml:space="preserve">.</w:t>
@@ -2039,6 +2054,7 @@
           </w:tcPr>
           <w:p>
             <w:pPr>
+              <w:pStyle w:val="Heading1"/>
               <w:spacing w:before="0" w:after="0" w:line="240" w:lineRule="auto"/>
               <w:jc w:val="center"/>
             </w:pPr>
@@ -2068,7 +2084,7 @@
                 <w:rFonts w:ascii="Avenir Next" w:hAnsi="Avenir Next" w:cs="Avenir Next" w:eastAsia="Avenir Next"/>
                 <w:b/>
                 <w:color w:val="1A1A1A"/>
-                <w:sz w:val="21"/>
+                <w:sz w:val="22"/>
                 <w:szCs w:val="21"/>
               </w:rPr>
               <w:t xml:space="preserve">Look</w:t>
@@ -2077,7 +2093,7 @@
               <w:rPr>
                 <w:rFonts w:ascii="Avenir Next" w:hAnsi="Avenir Next" w:cs="Avenir Next" w:eastAsia="Avenir Next"/>
                 <w:color w:val="1A1A1A"/>
-                <w:sz w:val="21"/>
+                <w:sz w:val="22"/>
                 <w:szCs w:val="21"/>
               </w:rPr>
               <w:t xml:space="preserve"> at the digit just to its right.</w:t>
@@ -2096,6 +2112,7 @@
           </w:tcPr>
           <w:p>
             <w:pPr>
+              <w:pStyle w:val="Heading1"/>
               <w:spacing w:before="0" w:after="0" w:line="240" w:lineRule="auto"/>
               <w:jc w:val="center"/>
             </w:pPr>
@@ -2124,7 +2141,7 @@
               <w:rPr>
                 <w:rFonts w:ascii="Avenir Next" w:hAnsi="Avenir Next" w:cs="Avenir Next" w:eastAsia="Avenir Next"/>
                 <w:color w:val="1A1A1A"/>
-                <w:sz w:val="21"/>
+                <w:sz w:val="22"/>
                 <w:szCs w:val="21"/>
               </w:rPr>
               <w:t xml:space="preserve">5 or more: </w:t>
@@ -2134,7 +2151,7 @@
                 <w:rFonts w:ascii="Avenir Next" w:hAnsi="Avenir Next" w:cs="Avenir Next" w:eastAsia="Avenir Next"/>
                 <w:b/>
                 <w:color w:val="1A1A1A"/>
-                <w:sz w:val="21"/>
+                <w:sz w:val="22"/>
                 <w:szCs w:val="21"/>
               </w:rPr>
               <w:t xml:space="preserve">round up</w:t>
@@ -2143,7 +2160,7 @@
               <w:rPr>
                 <w:rFonts w:ascii="Avenir Next" w:hAnsi="Avenir Next" w:cs="Avenir Next" w:eastAsia="Avenir Next"/>
                 <w:color w:val="1A1A1A"/>
-                <w:sz w:val="21"/>
+                <w:sz w:val="22"/>
                 <w:szCs w:val="21"/>
               </w:rPr>
               <w:t xml:space="preserve">. Less than 5: keep the digit.</w:t>
@@ -2154,6 +2171,7 @@
     </w:tbl>
     <w:p>
       <w:pPr>
+        <w:pStyle w:val="Heading2"/>
         <w:keepNext/>
         <w:pBdr>
           <w:bottom w:val="single" w:sz="8" w:space="3" w:color="003A70"/>
@@ -2169,7 +2187,7 @@
           <w:b/>
           <w:color w:val="003A70"/>
           <w:spacing w:val="14"/>
-          <w:sz w:val="19"/>
+          <w:sz w:val="22"/>
           <w:szCs w:val="19"/>
         </w:rPr>
         <w:t xml:space="preserve">WATCH ME</w:t>
@@ -2188,7 +2206,7 @@
           <w:rFonts w:ascii="Avenir Next" w:hAnsi="Avenir Next" w:cs="Avenir Next" w:eastAsia="Avenir Next"/>
           <w:i/>
           <w:color w:val="5A5F66"/>
-          <w:sz w:val="17"/>
+          <w:sz w:val="22"/>
           <w:szCs w:val="17"/>
         </w:rPr>
         <w:t xml:space="preserve">the steps in action</w:t>
@@ -2203,7 +2221,7 @@
           <w:rFonts w:ascii="Avenir Next" w:hAnsi="Avenir Next" w:cs="Avenir Next" w:eastAsia="Avenir Next"/>
           <w:b/>
           <w:color w:val="1A1A1A"/>
-          <w:sz w:val="21"/>
+          <w:sz w:val="22"/>
           <w:szCs w:val="21"/>
         </w:rPr>
         <w:t xml:space="preserve">Round 22.96 to the nearest whole number.</w:t>
@@ -2222,25 +2240,25 @@
           <w:rFonts w:ascii="Avenir Next" w:hAnsi="Avenir Next" w:cs="Avenir Next" w:eastAsia="Avenir Next"/>
           <w:b/>
           <w:color w:val="003A70"/>
+          <w:sz w:val="22"/>
+          <w:szCs w:val="19"/>
+        </w:rPr>
+        <w:t xml:space="preserve">Step 1</w:t>
+      </w:r>
+      <w:r>
+        <w:rPr>
+          <w:rFonts w:ascii="Avenir Next" w:hAnsi="Avenir Next" w:cs="Avenir Next" w:eastAsia="Avenir Next"/>
+          <w:color w:val="1A1A1A"/>
           <w:sz w:val="19"/>
           <w:szCs w:val="19"/>
         </w:rPr>
-        <w:t xml:space="preserve">Step 1</w:t>
-      </w:r>
-      <w:r>
-        <w:rPr>
-          <w:rFonts w:ascii="Avenir Next" w:hAnsi="Avenir Next" w:cs="Avenir Next" w:eastAsia="Avenir Next"/>
-          <w:color w:val="1A1A1A"/>
-          <w:sz w:val="19"/>
-          <w:szCs w:val="19"/>
-        </w:rPr>
         <w:tab/>
       </w:r>
       <w:r>
         <w:rPr>
           <w:rFonts w:ascii="Avenir Next" w:hAnsi="Avenir Next" w:cs="Avenir Next" w:eastAsia="Avenir Next"/>
           <w:color w:val="1A1A1A"/>
-          <w:sz w:val="21"/>
+          <w:sz w:val="22"/>
           <w:szCs w:val="21"/>
         </w:rPr>
         <w:t xml:space="preserve">The ones digit is 2.</w:t>
@@ -2259,25 +2277,25 @@
           <w:rFonts w:ascii="Avenir Next" w:hAnsi="Avenir Next" w:cs="Avenir Next" w:eastAsia="Avenir Next"/>
           <w:b/>
           <w:color w:val="003A70"/>
+          <w:sz w:val="22"/>
+          <w:szCs w:val="19"/>
+        </w:rPr>
+        <w:t xml:space="preserve">Step 2</w:t>
+      </w:r>
+      <w:r>
+        <w:rPr>
+          <w:rFonts w:ascii="Avenir Next" w:hAnsi="Avenir Next" w:cs="Avenir Next" w:eastAsia="Avenir Next"/>
+          <w:color w:val="1A1A1A"/>
           <w:sz w:val="19"/>
           <w:szCs w:val="19"/>
         </w:rPr>
-        <w:t xml:space="preserve">Step 2</w:t>
-      </w:r>
-      <w:r>
-        <w:rPr>
-          <w:rFonts w:ascii="Avenir Next" w:hAnsi="Avenir Next" w:cs="Avenir Next" w:eastAsia="Avenir Next"/>
-          <w:color w:val="1A1A1A"/>
-          <w:sz w:val="19"/>
-          <w:szCs w:val="19"/>
-        </w:rPr>
         <w:tab/>
       </w:r>
       <w:r>
         <w:rPr>
           <w:rFonts w:ascii="Avenir Next" w:hAnsi="Avenir Next" w:cs="Avenir Next" w:eastAsia="Avenir Next"/>
           <w:color w:val="1A1A1A"/>
-          <w:sz w:val="21"/>
+          <w:sz w:val="22"/>
           <w:szCs w:val="21"/>
         </w:rPr>
         <w:t xml:space="preserve">The digit to its right is 9.</w:t>
@@ -2296,25 +2314,25 @@
           <w:rFonts w:ascii="Avenir Next" w:hAnsi="Avenir Next" w:cs="Avenir Next" w:eastAsia="Avenir Next"/>
           <w:b/>
           <w:color w:val="003A70"/>
+          <w:sz w:val="22"/>
+          <w:szCs w:val="19"/>
+        </w:rPr>
+        <w:t xml:space="preserve">Step 3</w:t>
+      </w:r>
+      <w:r>
+        <w:rPr>
+          <w:rFonts w:ascii="Avenir Next" w:hAnsi="Avenir Next" w:cs="Avenir Next" w:eastAsia="Avenir Next"/>
+          <w:color w:val="1A1A1A"/>
           <w:sz w:val="19"/>
           <w:szCs w:val="19"/>
         </w:rPr>
-        <w:t xml:space="preserve">Step 3</w:t>
-      </w:r>
-      <w:r>
-        <w:rPr>
-          <w:rFonts w:ascii="Avenir Next" w:hAnsi="Avenir Next" w:cs="Avenir Next" w:eastAsia="Avenir Next"/>
-          <w:color w:val="1A1A1A"/>
-          <w:sz w:val="19"/>
-          <w:szCs w:val="19"/>
-        </w:rPr>
         <w:tab/>
       </w:r>
       <w:r>
         <w:rPr>
           <w:rFonts w:ascii="Avenir Next" w:hAnsi="Avenir Next" w:cs="Avenir Next" w:eastAsia="Avenir Next"/>
           <w:color w:val="1A1A1A"/>
-          <w:sz w:val="21"/>
+          <w:sz w:val="22"/>
           <w:szCs w:val="21"/>
         </w:rPr>
         <w:t xml:space="preserve">9 is 5 or more. Round up to 23.</w:t>
@@ -2333,18 +2351,18 @@
           <w:rFonts w:ascii="Avenir Next" w:hAnsi="Avenir Next" w:cs="Avenir Next" w:eastAsia="Avenir Next"/>
           <w:b/>
           <w:color w:val="1A1A1A"/>
+          <w:sz w:val="22"/>
+          <w:szCs w:val="21"/>
+        </w:rPr>
+        <w:t xml:space="preserve">Answer</w:t>
+      </w:r>
+      <w:r>
+        <w:rPr>
+          <w:rFonts w:ascii="Avenir Next" w:hAnsi="Avenir Next" w:cs="Avenir Next" w:eastAsia="Avenir Next"/>
+          <w:color w:val="1A1A1A"/>
           <w:sz w:val="21"/>
           <w:szCs w:val="21"/>
         </w:rPr>
-        <w:t xml:space="preserve">Answer</w:t>
-      </w:r>
-      <w:r>
-        <w:rPr>
-          <w:rFonts w:ascii="Avenir Next" w:hAnsi="Avenir Next" w:cs="Avenir Next" w:eastAsia="Avenir Next"/>
-          <w:color w:val="1A1A1A"/>
-          <w:sz w:val="21"/>
-          <w:szCs w:val="21"/>
-        </w:rPr>
         <w:tab/>
       </w:r>
       <w:r>
@@ -2352,7 +2370,7 @@
           <w:rFonts w:ascii="Avenir Next" w:hAnsi="Avenir Next" w:cs="Avenir Next" w:eastAsia="Avenir Next"/>
           <w:b/>
           <w:color w:val="1A1A1A"/>
-          <w:sz w:val="21"/>
+          <w:sz w:val="22"/>
           <w:szCs w:val="21"/>
         </w:rPr>
         <w:t xml:space="preserve">23</w:t>
@@ -2360,6 +2378,7 @@
     </w:p>
     <w:p>
       <w:pPr>
+        <w:pStyle w:val="Heading2"/>
         <w:keepNext/>
         <w:pBdr>
           <w:bottom w:val="single" w:sz="8" w:space="3" w:color="003A70"/>
@@ -2375,7 +2394,7 @@
           <w:b/>
           <w:color w:val="003A70"/>
           <w:spacing w:val="14"/>
-          <w:sz w:val="19"/>
+          <w:sz w:val="22"/>
           <w:szCs w:val="19"/>
         </w:rPr>
         <w:t xml:space="preserve">TRY IT WITH HELP</w:t>
@@ -2394,7 +2413,7 @@
           <w:rFonts w:ascii="Avenir Next" w:hAnsi="Avenir Next" w:cs="Avenir Next" w:eastAsia="Avenir Next"/>
           <w:i/>
           <w:color w:val="5A5F66"/>
-          <w:sz w:val="17"/>
+          <w:sz w:val="22"/>
           <w:szCs w:val="17"/>
         </w:rPr>
         <w:t xml:space="preserve">fill in each step</w:t>
@@ -2452,35 +2471,35 @@
           <w:rFonts w:ascii="Avenir Next" w:hAnsi="Avenir Next" w:cs="Avenir Next" w:eastAsia="Avenir Next"/>
           <w:b/>
           <w:color w:val="003A70"/>
+          <w:sz w:val="22"/>
+          <w:szCs w:val="18"/>
+        </w:rPr>
+        <w:t xml:space="preserve">Step 1</w:t>
+      </w:r>
+      <w:r>
+        <w:rPr>
+          <w:rFonts w:ascii="Avenir Next" w:hAnsi="Avenir Next" w:cs="Avenir Next" w:eastAsia="Avenir Next"/>
+          <w:color w:val="1A1A1A"/>
           <w:sz w:val="18"/>
           <w:szCs w:val="18"/>
         </w:rPr>
-        <w:t xml:space="preserve">Step 1</w:t>
-      </w:r>
-      <w:r>
-        <w:rPr>
-          <w:rFonts w:ascii="Avenir Next" w:hAnsi="Avenir Next" w:cs="Avenir Next" w:eastAsia="Avenir Next"/>
-          <w:color w:val="1A1A1A"/>
-          <w:sz w:val="18"/>
-          <w:szCs w:val="18"/>
-        </w:rPr>
         <w:tab/>
       </w:r>
       <w:r>
         <w:rPr>
           <w:rFonts w:ascii="Avenir Next" w:hAnsi="Avenir Next" w:cs="Avenir Next" w:eastAsia="Avenir Next"/>
           <w:color w:val="1A1A1A"/>
+          <w:sz w:val="22"/>
+          <w:szCs w:val="21"/>
+        </w:rPr>
+        <w:t xml:space="preserve">The ones digit is </w:t>
+      </w:r>
+      <w:r>
+        <w:rPr>
+          <w:rFonts w:ascii="Avenir Next" w:hAnsi="Avenir Next" w:cs="Avenir Next" w:eastAsia="Avenir Next"/>
+          <w:color w:val="1A1A1A"/>
           <w:sz w:val="21"/>
           <w:szCs w:val="21"/>
-        </w:rPr>
-        <w:t xml:space="preserve">The ones digit is </w:t>
-      </w:r>
-      <w:r>
-        <w:rPr>
-          <w:rFonts w:ascii="Avenir Next" w:hAnsi="Avenir Next" w:cs="Avenir Next" w:eastAsia="Avenir Next"/>
-          <w:color w:val="1A1A1A"/>
-          <w:sz w:val="21"/>
-          <w:szCs w:val="21"/>
           <w:u w:val="single"/>
         </w:rPr>
         <w:t xml:space="preserve">                </w:t>
@@ -2489,7 +2508,7 @@
         <w:rPr>
           <w:rFonts w:ascii="Avenir Next" w:hAnsi="Avenir Next" w:cs="Avenir Next" w:eastAsia="Avenir Next"/>
           <w:color w:val="1A1A1A"/>
-          <w:sz w:val="21"/>
+          <w:sz w:val="22"/>
           <w:szCs w:val="21"/>
         </w:rPr>
         <w:t xml:space="preserve">.</w:t>
@@ -2509,35 +2528,35 @@
           <w:rFonts w:ascii="Avenir Next" w:hAnsi="Avenir Next" w:cs="Avenir Next" w:eastAsia="Avenir Next"/>
           <w:b/>
           <w:color w:val="003A70"/>
+          <w:sz w:val="22"/>
+          <w:szCs w:val="18"/>
+        </w:rPr>
+        <w:t xml:space="preserve">Step 2</w:t>
+      </w:r>
+      <w:r>
+        <w:rPr>
+          <w:rFonts w:ascii="Avenir Next" w:hAnsi="Avenir Next" w:cs="Avenir Next" w:eastAsia="Avenir Next"/>
+          <w:color w:val="1A1A1A"/>
           <w:sz w:val="18"/>
           <w:szCs w:val="18"/>
         </w:rPr>
-        <w:t xml:space="preserve">Step 2</w:t>
-      </w:r>
-      <w:r>
-        <w:rPr>
-          <w:rFonts w:ascii="Avenir Next" w:hAnsi="Avenir Next" w:cs="Avenir Next" w:eastAsia="Avenir Next"/>
-          <w:color w:val="1A1A1A"/>
-          <w:sz w:val="18"/>
-          <w:szCs w:val="18"/>
-        </w:rPr>
         <w:tab/>
       </w:r>
       <w:r>
         <w:rPr>
           <w:rFonts w:ascii="Avenir Next" w:hAnsi="Avenir Next" w:cs="Avenir Next" w:eastAsia="Avenir Next"/>
           <w:color w:val="1A1A1A"/>
+          <w:sz w:val="22"/>
+          <w:szCs w:val="21"/>
+        </w:rPr>
+        <w:t xml:space="preserve">The digit to its right is </w:t>
+      </w:r>
+      <w:r>
+        <w:rPr>
+          <w:rFonts w:ascii="Avenir Next" w:hAnsi="Avenir Next" w:cs="Avenir Next" w:eastAsia="Avenir Next"/>
+          <w:color w:val="1A1A1A"/>
           <w:sz w:val="21"/>
           <w:szCs w:val="21"/>
-        </w:rPr>
-        <w:t xml:space="preserve">The digit to its right is </w:t>
-      </w:r>
-      <w:r>
-        <w:rPr>
-          <w:rFonts w:ascii="Avenir Next" w:hAnsi="Avenir Next" w:cs="Avenir Next" w:eastAsia="Avenir Next"/>
-          <w:color w:val="1A1A1A"/>
-          <w:sz w:val="21"/>
-          <w:szCs w:val="21"/>
           <w:u w:val="single"/>
         </w:rPr>
         <w:t xml:space="preserve">                </w:t>
@@ -2546,7 +2565,7 @@
         <w:rPr>
           <w:rFonts w:ascii="Avenir Next" w:hAnsi="Avenir Next" w:cs="Avenir Next" w:eastAsia="Avenir Next"/>
           <w:color w:val="1A1A1A"/>
-          <w:sz w:val="21"/>
+          <w:sz w:val="22"/>
           <w:szCs w:val="21"/>
         </w:rPr>
         <w:t xml:space="preserve">.</w:t>
@@ -2566,35 +2585,35 @@
           <w:rFonts w:ascii="Avenir Next" w:hAnsi="Avenir Next" w:cs="Avenir Next" w:eastAsia="Avenir Next"/>
           <w:b/>
           <w:color w:val="003A70"/>
+          <w:sz w:val="22"/>
+          <w:szCs w:val="18"/>
+        </w:rPr>
+        <w:t xml:space="preserve">Step 3</w:t>
+      </w:r>
+      <w:r>
+        <w:rPr>
+          <w:rFonts w:ascii="Avenir Next" w:hAnsi="Avenir Next" w:cs="Avenir Next" w:eastAsia="Avenir Next"/>
+          <w:color w:val="1A1A1A"/>
           <w:sz w:val="18"/>
           <w:szCs w:val="18"/>
         </w:rPr>
-        <w:t xml:space="preserve">Step 3</w:t>
-      </w:r>
-      <w:r>
-        <w:rPr>
-          <w:rFonts w:ascii="Avenir Next" w:hAnsi="Avenir Next" w:cs="Avenir Next" w:eastAsia="Avenir Next"/>
-          <w:color w:val="1A1A1A"/>
-          <w:sz w:val="18"/>
-          <w:szCs w:val="18"/>
-        </w:rPr>
         <w:tab/>
       </w:r>
       <w:r>
         <w:rPr>
           <w:rFonts w:ascii="Avenir Next" w:hAnsi="Avenir Next" w:cs="Avenir Next" w:eastAsia="Avenir Next"/>
           <w:color w:val="1A1A1A"/>
+          <w:sz w:val="22"/>
+          <w:szCs w:val="21"/>
+        </w:rPr>
+        <w:t xml:space="preserve">Round to </w:t>
+      </w:r>
+      <w:r>
+        <w:rPr>
+          <w:rFonts w:ascii="Avenir Next" w:hAnsi="Avenir Next" w:cs="Avenir Next" w:eastAsia="Avenir Next"/>
+          <w:color w:val="1A1A1A"/>
           <w:sz w:val="21"/>
           <w:szCs w:val="21"/>
-        </w:rPr>
-        <w:t xml:space="preserve">Round to </w:t>
-      </w:r>
-      <w:r>
-        <w:rPr>
-          <w:rFonts w:ascii="Avenir Next" w:hAnsi="Avenir Next" w:cs="Avenir Next" w:eastAsia="Avenir Next"/>
-          <w:color w:val="1A1A1A"/>
-          <w:sz w:val="21"/>
-          <w:szCs w:val="21"/>
           <w:u w:val="single"/>
         </w:rPr>
         <w:t xml:space="preserve">                </w:t>
@@ -2603,7 +2622,7 @@
         <w:rPr>
           <w:rFonts w:ascii="Avenir Next" w:hAnsi="Avenir Next" w:cs="Avenir Next" w:eastAsia="Avenir Next"/>
           <w:color w:val="1A1A1A"/>
-          <w:sz w:val="21"/>
+          <w:sz w:val="22"/>
           <w:szCs w:val="21"/>
         </w:rPr>
         <w:t xml:space="preserve">.</w:t>
@@ -2666,35 +2685,35 @@
           <w:rFonts w:ascii="Avenir Next" w:hAnsi="Avenir Next" w:cs="Avenir Next" w:eastAsia="Avenir Next"/>
           <w:b/>
           <w:color w:val="003A70"/>
+          <w:sz w:val="22"/>
+          <w:szCs w:val="18"/>
+        </w:rPr>
+        <w:t xml:space="preserve">Step 1</w:t>
+      </w:r>
+      <w:r>
+        <w:rPr>
+          <w:rFonts w:ascii="Avenir Next" w:hAnsi="Avenir Next" w:cs="Avenir Next" w:eastAsia="Avenir Next"/>
+          <w:color w:val="1A1A1A"/>
           <w:sz w:val="18"/>
           <w:szCs w:val="18"/>
         </w:rPr>
-        <w:t xml:space="preserve">Step 1</w:t>
-      </w:r>
-      <w:r>
-        <w:rPr>
-          <w:rFonts w:ascii="Avenir Next" w:hAnsi="Avenir Next" w:cs="Avenir Next" w:eastAsia="Avenir Next"/>
-          <w:color w:val="1A1A1A"/>
-          <w:sz w:val="18"/>
-          <w:szCs w:val="18"/>
-        </w:rPr>
         <w:tab/>
       </w:r>
       <w:r>
         <w:rPr>
           <w:rFonts w:ascii="Avenir Next" w:hAnsi="Avenir Next" w:cs="Avenir Next" w:eastAsia="Avenir Next"/>
           <w:color w:val="1A1A1A"/>
+          <w:sz w:val="22"/>
+          <w:szCs w:val="21"/>
+        </w:rPr>
+        <w:t xml:space="preserve">The ones digit is </w:t>
+      </w:r>
+      <w:r>
+        <w:rPr>
+          <w:rFonts w:ascii="Avenir Next" w:hAnsi="Avenir Next" w:cs="Avenir Next" w:eastAsia="Avenir Next"/>
+          <w:color w:val="1A1A1A"/>
           <w:sz w:val="21"/>
           <w:szCs w:val="21"/>
-        </w:rPr>
-        <w:t xml:space="preserve">The ones digit is </w:t>
-      </w:r>
-      <w:r>
-        <w:rPr>
-          <w:rFonts w:ascii="Avenir Next" w:hAnsi="Avenir Next" w:cs="Avenir Next" w:eastAsia="Avenir Next"/>
-          <w:color w:val="1A1A1A"/>
-          <w:sz w:val="21"/>
-          <w:szCs w:val="21"/>
           <w:u w:val="single"/>
         </w:rPr>
         <w:t xml:space="preserve">                </w:t>
@@ -2703,7 +2722,7 @@
         <w:rPr>
           <w:rFonts w:ascii="Avenir Next" w:hAnsi="Avenir Next" w:cs="Avenir Next" w:eastAsia="Avenir Next"/>
           <w:color w:val="1A1A1A"/>
-          <w:sz w:val="21"/>
+          <w:sz w:val="22"/>
           <w:szCs w:val="21"/>
         </w:rPr>
         <w:t xml:space="preserve">.</w:t>
@@ -2723,35 +2742,35 @@
           <w:rFonts w:ascii="Avenir Next" w:hAnsi="Avenir Next" w:cs="Avenir Next" w:eastAsia="Avenir Next"/>
           <w:b/>
           <w:color w:val="003A70"/>
+          <w:sz w:val="22"/>
+          <w:szCs w:val="18"/>
+        </w:rPr>
+        <w:t xml:space="preserve">Step 2</w:t>
+      </w:r>
+      <w:r>
+        <w:rPr>
+          <w:rFonts w:ascii="Avenir Next" w:hAnsi="Avenir Next" w:cs="Avenir Next" w:eastAsia="Avenir Next"/>
+          <w:color w:val="1A1A1A"/>
           <w:sz w:val="18"/>
           <w:szCs w:val="18"/>
         </w:rPr>
-        <w:t xml:space="preserve">Step 2</w:t>
-      </w:r>
-      <w:r>
-        <w:rPr>
-          <w:rFonts w:ascii="Avenir Next" w:hAnsi="Avenir Next" w:cs="Avenir Next" w:eastAsia="Avenir Next"/>
-          <w:color w:val="1A1A1A"/>
-          <w:sz w:val="18"/>
-          <w:szCs w:val="18"/>
-        </w:rPr>
         <w:tab/>
       </w:r>
       <w:r>
         <w:rPr>
           <w:rFonts w:ascii="Avenir Next" w:hAnsi="Avenir Next" w:cs="Avenir Next" w:eastAsia="Avenir Next"/>
           <w:color w:val="1A1A1A"/>
+          <w:sz w:val="22"/>
+          <w:szCs w:val="21"/>
+        </w:rPr>
+        <w:t xml:space="preserve">The digit to its right is </w:t>
+      </w:r>
+      <w:r>
+        <w:rPr>
+          <w:rFonts w:ascii="Avenir Next" w:hAnsi="Avenir Next" w:cs="Avenir Next" w:eastAsia="Avenir Next"/>
+          <w:color w:val="1A1A1A"/>
           <w:sz w:val="21"/>
           <w:szCs w:val="21"/>
-        </w:rPr>
-        <w:t xml:space="preserve">The digit to its right is </w:t>
-      </w:r>
-      <w:r>
-        <w:rPr>
-          <w:rFonts w:ascii="Avenir Next" w:hAnsi="Avenir Next" w:cs="Avenir Next" w:eastAsia="Avenir Next"/>
-          <w:color w:val="1A1A1A"/>
-          <w:sz w:val="21"/>
-          <w:szCs w:val="21"/>
           <w:u w:val="single"/>
         </w:rPr>
         <w:t xml:space="preserve">                </w:t>
@@ -2760,7 +2779,7 @@
         <w:rPr>
           <w:rFonts w:ascii="Avenir Next" w:hAnsi="Avenir Next" w:cs="Avenir Next" w:eastAsia="Avenir Next"/>
           <w:color w:val="1A1A1A"/>
-          <w:sz w:val="21"/>
+          <w:sz w:val="22"/>
           <w:szCs w:val="21"/>
         </w:rPr>
         <w:t xml:space="preserve">.</w:t>
@@ -2780,35 +2799,35 @@
           <w:rFonts w:ascii="Avenir Next" w:hAnsi="Avenir Next" w:cs="Avenir Next" w:eastAsia="Avenir Next"/>
           <w:b/>
           <w:color w:val="003A70"/>
+          <w:sz w:val="22"/>
+          <w:szCs w:val="18"/>
+        </w:rPr>
+        <w:t xml:space="preserve">Step 3</w:t>
+      </w:r>
+      <w:r>
+        <w:rPr>
+          <w:rFonts w:ascii="Avenir Next" w:hAnsi="Avenir Next" w:cs="Avenir Next" w:eastAsia="Avenir Next"/>
+          <w:color w:val="1A1A1A"/>
           <w:sz w:val="18"/>
           <w:szCs w:val="18"/>
         </w:rPr>
-        <w:t xml:space="preserve">Step 3</w:t>
-      </w:r>
-      <w:r>
-        <w:rPr>
-          <w:rFonts w:ascii="Avenir Next" w:hAnsi="Avenir Next" w:cs="Avenir Next" w:eastAsia="Avenir Next"/>
-          <w:color w:val="1A1A1A"/>
-          <w:sz w:val="18"/>
-          <w:szCs w:val="18"/>
-        </w:rPr>
         <w:tab/>
       </w:r>
       <w:r>
         <w:rPr>
           <w:rFonts w:ascii="Avenir Next" w:hAnsi="Avenir Next" w:cs="Avenir Next" w:eastAsia="Avenir Next"/>
           <w:color w:val="1A1A1A"/>
+          <w:sz w:val="22"/>
+          <w:szCs w:val="21"/>
+        </w:rPr>
+        <w:t xml:space="preserve">Round to </w:t>
+      </w:r>
+      <w:r>
+        <w:rPr>
+          <w:rFonts w:ascii="Avenir Next" w:hAnsi="Avenir Next" w:cs="Avenir Next" w:eastAsia="Avenir Next"/>
+          <w:color w:val="1A1A1A"/>
           <w:sz w:val="21"/>
           <w:szCs w:val="21"/>
-        </w:rPr>
-        <w:t xml:space="preserve">Round to </w:t>
-      </w:r>
-      <w:r>
-        <w:rPr>
-          <w:rFonts w:ascii="Avenir Next" w:hAnsi="Avenir Next" w:cs="Avenir Next" w:eastAsia="Avenir Next"/>
-          <w:color w:val="1A1A1A"/>
-          <w:sz w:val="21"/>
-          <w:szCs w:val="21"/>
           <w:u w:val="single"/>
         </w:rPr>
         <w:t xml:space="preserve">                </w:t>
@@ -2817,7 +2836,7 @@
         <w:rPr>
           <w:rFonts w:ascii="Avenir Next" w:hAnsi="Avenir Next" w:cs="Avenir Next" w:eastAsia="Avenir Next"/>
           <w:color w:val="1A1A1A"/>
-          <w:sz w:val="21"/>
+          <w:sz w:val="22"/>
           <w:szCs w:val="21"/>
         </w:rPr>
         <w:t xml:space="preserve">.</w:t>
@@ -2830,6 +2849,7 @@
     </w:p>
     <w:p>
       <w:pPr>
+        <w:pStyle w:val="Heading2"/>
         <w:keepNext/>
         <w:pBdr>
           <w:bottom w:val="single" w:sz="8" w:space="3" w:color="003A70"/>
@@ -2845,7 +2865,7 @@
           <w:b/>
           <w:color w:val="003A70"/>
           <w:spacing w:val="14"/>
-          <w:sz w:val="19"/>
+          <w:sz w:val="22"/>
           <w:szCs w:val="19"/>
         </w:rPr>
         <w:t xml:space="preserve">YOUR TURN</w:t>
@@ -2864,7 +2884,7 @@
           <w:rFonts w:ascii="Avenir Next" w:hAnsi="Avenir Next" w:cs="Avenir Next" w:eastAsia="Avenir Next"/>
           <w:i/>
           <w:color w:val="5A5F66"/>
-          <w:sz w:val="17"/>
+          <w:sz w:val="22"/>
           <w:szCs w:val="17"/>
         </w:rPr>
         <w:t xml:space="preserve">use the steps on your own</w:t>
@@ -3036,7 +3056,7 @@
                       <w:szCs w:val="22"/>
                       <w:u w:val="single"/>
                     </w:rPr>
-                    <w:t xml:space="preserve">      </w:t>
+                    <w:t xml:space="preserve">          </w:t>
                   </w:r>
                 </w:p>
               </w:tc>
@@ -3098,7 +3118,7 @@
                       <w:szCs w:val="22"/>
                       <w:u w:val="single"/>
                     </w:rPr>
-                    <w:t xml:space="preserve">      </w:t>
+                    <w:t xml:space="preserve">          </w:t>
                   </w:r>
                 </w:p>
               </w:tc>
@@ -3160,7 +3180,7 @@
                       <w:szCs w:val="22"/>
                       <w:u w:val="single"/>
                     </w:rPr>
-                    <w:t xml:space="preserve">      </w:t>
+                    <w:t xml:space="preserve">          </w:t>
                   </w:r>
                 </w:p>
               </w:tc>
@@ -3228,7 +3248,7 @@
                       <w:szCs w:val="22"/>
                       <w:u w:val="single"/>
                     </w:rPr>
-                    <w:t xml:space="preserve">      </w:t>
+                    <w:t xml:space="preserve">          </w:t>
                   </w:r>
                 </w:p>
               </w:tc>
@@ -3290,7 +3310,7 @@
                       <w:szCs w:val="22"/>
                       <w:u w:val="single"/>
                     </w:rPr>
-                    <w:t xml:space="preserve">      </w:t>
+                    <w:t xml:space="preserve">          </w:t>
                   </w:r>
                 </w:p>
               </w:tc>
@@ -3352,7 +3372,7 @@
                       <w:szCs w:val="22"/>
                       <w:u w:val="single"/>
                     </w:rPr>
-                    <w:t xml:space="preserve">      </w:t>
+                    <w:t xml:space="preserve">          </w:t>
                   </w:r>
                 </w:p>
               </w:tc>
@@ -3373,6 +3393,7 @@
     </w:p>
     <w:p>
       <w:pPr>
+        <w:pStyle w:val="Heading2"/>
         <w:keepNext/>
         <w:pBdr>
           <w:bottom w:val="single" w:sz="8" w:space="3" w:color="003A70"/>
@@ -3388,7 +3409,7 @@
           <w:b/>
           <w:color w:val="003A70"/>
           <w:spacing w:val="14"/>
-          <w:sz w:val="19"/>
+          <w:sz w:val="22"/>
           <w:szCs w:val="19"/>
         </w:rPr>
         <w:t xml:space="preserve">READY CHECK</w:t>
@@ -3407,7 +3428,7 @@
           <w:rFonts w:ascii="Avenir Next" w:hAnsi="Avenir Next" w:cs="Avenir Next" w:eastAsia="Avenir Next"/>
           <w:i/>
           <w:color w:val="5A5F66"/>
-          <w:sz w:val="17"/>
+          <w:sz w:val="22"/>
           <w:szCs w:val="17"/>
         </w:rPr>
         <w:t xml:space="preserve">a problem like the one in today’s lesson</w:t>
@@ -3539,25 +3560,25 @@
                       <w:rFonts w:ascii="Avenir Next" w:hAnsi="Avenir Next" w:cs="Avenir Next" w:eastAsia="Avenir Next"/>
                       <w:b/>
                       <w:color w:val="003A70"/>
+                      <w:sz w:val="22"/>
+                      <w:szCs w:val="21"/>
+                    </w:rPr>
+                    <w:t xml:space="preserve">A</w:t>
+                  </w:r>
+                  <w:r>
+                    <w:rPr>
+                      <w:rFonts w:ascii="Avenir Next" w:hAnsi="Avenir Next" w:cs="Avenir Next" w:eastAsia="Avenir Next"/>
+                      <w:color w:val="1A1A1A"/>
                       <w:sz w:val="21"/>
                       <w:szCs w:val="21"/>
                     </w:rPr>
-                    <w:t xml:space="preserve">A</w:t>
-                  </w:r>
-                  <w:r>
-                    <w:rPr>
-                      <w:rFonts w:ascii="Avenir Next" w:hAnsi="Avenir Next" w:cs="Avenir Next" w:eastAsia="Avenir Next"/>
-                      <w:color w:val="1A1A1A"/>
-                      <w:sz w:val="21"/>
-                      <w:szCs w:val="21"/>
-                    </w:rPr>
                     <w:tab/>
                   </w:r>
                   <w:r>
                     <w:rPr>
                       <w:rFonts w:ascii="Avenir Next" w:hAnsi="Avenir Next" w:cs="Avenir Next" w:eastAsia="Avenir Next"/>
                       <w:color w:val="1A1A1A"/>
-                      <w:sz w:val="21"/>
+                      <w:sz w:val="22"/>
                       <w:szCs w:val="21"/>
                     </w:rPr>
                     <w:t xml:space="preserve">62</w:t>
@@ -3582,25 +3603,25 @@
                       <w:rFonts w:ascii="Avenir Next" w:hAnsi="Avenir Next" w:cs="Avenir Next" w:eastAsia="Avenir Next"/>
                       <w:b/>
                       <w:color w:val="003A70"/>
+                      <w:sz w:val="22"/>
+                      <w:szCs w:val="21"/>
+                    </w:rPr>
+                    <w:t xml:space="preserve">B</w:t>
+                  </w:r>
+                  <w:r>
+                    <w:rPr>
+                      <w:rFonts w:ascii="Avenir Next" w:hAnsi="Avenir Next" w:cs="Avenir Next" w:eastAsia="Avenir Next"/>
+                      <w:color w:val="1A1A1A"/>
                       <w:sz w:val="21"/>
                       <w:szCs w:val="21"/>
                     </w:rPr>
-                    <w:t xml:space="preserve">B</w:t>
-                  </w:r>
-                  <w:r>
-                    <w:rPr>
-                      <w:rFonts w:ascii="Avenir Next" w:hAnsi="Avenir Next" w:cs="Avenir Next" w:eastAsia="Avenir Next"/>
-                      <w:color w:val="1A1A1A"/>
-                      <w:sz w:val="21"/>
-                      <w:szCs w:val="21"/>
-                    </w:rPr>
                     <w:tab/>
                   </w:r>
                   <w:r>
                     <w:rPr>
                       <w:rFonts w:ascii="Avenir Next" w:hAnsi="Avenir Next" w:cs="Avenir Next" w:eastAsia="Avenir Next"/>
                       <w:color w:val="1A1A1A"/>
-                      <w:sz w:val="21"/>
+                      <w:sz w:val="22"/>
                       <w:szCs w:val="21"/>
                     </w:rPr>
                     <w:t xml:space="preserve">63</w:t>
@@ -3625,25 +3646,25 @@
                       <w:rFonts w:ascii="Avenir Next" w:hAnsi="Avenir Next" w:cs="Avenir Next" w:eastAsia="Avenir Next"/>
                       <w:b/>
                       <w:color w:val="003A70"/>
+                      <w:sz w:val="22"/>
+                      <w:szCs w:val="21"/>
+                    </w:rPr>
+                    <w:t xml:space="preserve">C</w:t>
+                  </w:r>
+                  <w:r>
+                    <w:rPr>
+                      <w:rFonts w:ascii="Avenir Next" w:hAnsi="Avenir Next" w:cs="Avenir Next" w:eastAsia="Avenir Next"/>
+                      <w:color w:val="1A1A1A"/>
                       <w:sz w:val="21"/>
                       <w:szCs w:val="21"/>
                     </w:rPr>
-                    <w:t xml:space="preserve">C</w:t>
-                  </w:r>
-                  <w:r>
-                    <w:rPr>
-                      <w:rFonts w:ascii="Avenir Next" w:hAnsi="Avenir Next" w:cs="Avenir Next" w:eastAsia="Avenir Next"/>
-                      <w:color w:val="1A1A1A"/>
-                      <w:sz w:val="21"/>
-                      <w:szCs w:val="21"/>
-                    </w:rPr>
                     <w:tab/>
                   </w:r>
                   <w:r>
                     <w:rPr>
                       <w:rFonts w:ascii="Avenir Next" w:hAnsi="Avenir Next" w:cs="Avenir Next" w:eastAsia="Avenir Next"/>
                       <w:color w:val="1A1A1A"/>
-                      <w:sz w:val="21"/>
+                      <w:sz w:val="22"/>
                       <w:szCs w:val="21"/>
                     </w:rPr>
                     <w:t xml:space="preserve">60</w:t>
@@ -3668,25 +3689,25 @@
                       <w:rFonts w:ascii="Avenir Next" w:hAnsi="Avenir Next" w:cs="Avenir Next" w:eastAsia="Avenir Next"/>
                       <w:b/>
                       <w:color w:val="003A70"/>
+                      <w:sz w:val="22"/>
+                      <w:szCs w:val="21"/>
+                    </w:rPr>
+                    <w:t xml:space="preserve">D</w:t>
+                  </w:r>
+                  <w:r>
+                    <w:rPr>
+                      <w:rFonts w:ascii="Avenir Next" w:hAnsi="Avenir Next" w:cs="Avenir Next" w:eastAsia="Avenir Next"/>
+                      <w:color w:val="1A1A1A"/>
                       <w:sz w:val="21"/>
                       <w:szCs w:val="21"/>
                     </w:rPr>
-                    <w:t xml:space="preserve">D</w:t>
-                  </w:r>
-                  <w:r>
-                    <w:rPr>
-                      <w:rFonts w:ascii="Avenir Next" w:hAnsi="Avenir Next" w:cs="Avenir Next" w:eastAsia="Avenir Next"/>
-                      <w:color w:val="1A1A1A"/>
-                      <w:sz w:val="21"/>
-                      <w:szCs w:val="21"/>
-                    </w:rPr>
                     <w:tab/>
                   </w:r>
                   <w:r>
                     <w:rPr>
                       <w:rFonts w:ascii="Avenir Next" w:hAnsi="Avenir Next" w:cs="Avenir Next" w:eastAsia="Avenir Next"/>
                       <w:color w:val="1A1A1A"/>
-                      <w:sz w:val="21"/>
+                      <w:sz w:val="22"/>
                       <w:szCs w:val="21"/>
                     </w:rPr>
                     <w:t xml:space="preserve">62.6</w:t>
@@ -3735,19 +3756,42 @@
         <w:tblLook w:val="0000" w:firstRow="0" w:lastRow="0" w:firstColumn="0" w:lastColumn="0" w:noHBand="1" w:noVBand="1"/>
       </w:tblPr>
       <w:tblGrid>
-        <w:gridCol w:w="2000"/>
-        <w:gridCol w:w="2300"/>
-        <w:gridCol w:w="2100"/>
-        <w:gridCol w:w="3104"/>
+        <w:gridCol w:w="1750"/>
+        <w:gridCol w:w="2500"/>
+        <w:gridCol w:w="2200"/>
+        <w:gridCol w:w="3054"/>
       </w:tblGrid>
       <w:tr>
         <w:trPr>
           <w:cantSplit/>
-          <w:trHeight w:val="320" w:hRule="atLeast"/>
+          <w:trHeight w:val="300" w:hRule="atLeast"/>
         </w:trPr>
         <w:tc>
           <w:tcPr>
-            <w:tcW w:w="2000" w:type="dxa"/>
+            <w:tcW w:w="1750" w:type="dxa"/>
+            <w:vAlign w:val="center"/>
+          </w:tcPr>
+          <w:p>
+            <w:pPr>
+              <w:pStyle w:val="Heading2"/>
+              <w:spacing w:before="0" w:after="0" w:line="240" w:lineRule="auto"/>
+            </w:pPr>
+            <w:r>
+              <w:rPr>
+                <w:rFonts w:ascii="Avenir Next" w:hAnsi="Avenir Next" w:cs="Avenir Next" w:eastAsia="Avenir Next"/>
+                <w:b/>
+                <w:color w:val="003A70"/>
+                <w:spacing w:val="12"/>
+                <w:sz w:val="15"/>
+                <w:szCs w:val="15"/>
+              </w:rPr>
+              <w:t xml:space="preserve">CHECK YOURSELF</w:t>
+            </w:r>
+          </w:p>
+        </w:tc>
+        <w:tc>
+          <w:tcPr>
+            <w:tcW w:w="2500" w:type="dxa"/>
             <w:vAlign w:val="center"/>
           </w:tcPr>
           <w:p>
@@ -3756,20 +3800,27 @@
             </w:pPr>
             <w:r>
               <w:rPr>
-                <w:rFonts w:ascii="Avenir Next" w:hAnsi="Avenir Next" w:cs="Avenir Next" w:eastAsia="Avenir Next"/>
-                <w:b/>
-                <w:color w:val="003A70"/>
-                <w:spacing w:val="12"/>
-                <w:sz w:val="15"/>
-                <w:szCs w:val="15"/>
-              </w:rPr>
-              <w:t xml:space="preserve">CHECK YOURSELF</w:t>
+                <w:rFonts w:ascii="Arial" w:hAnsi="Arial" w:cs="Arial" w:eastAsia="Arial"/>
+                <w:color w:val="1A1A1A"/>
+                <w:sz w:val="20"/>
+                <w:szCs w:val="20"/>
+              </w:rPr>
+              <w:t xml:space="preserve">□</w:t>
+            </w:r>
+            <w:r>
+              <w:rPr>
+                <w:rFonts w:ascii="Avenir Next" w:hAnsi="Avenir Next" w:cs="Avenir Next" w:eastAsia="Avenir Next"/>
+                <w:color w:val="1A1A1A"/>
+                <w:sz w:val="17"/>
+                <w:szCs w:val="17"/>
+              </w:rPr>
+              <w:t xml:space="preserve">  I can do this on my own</w:t>
             </w:r>
           </w:p>
         </w:tc>
         <w:tc>
           <w:tcPr>
-            <w:tcW w:w="2300" w:type="dxa"/>
+            <w:tcW w:w="2200" w:type="dxa"/>
             <w:vAlign w:val="center"/>
           </w:tcPr>
           <w:p>
@@ -3780,8 +3831,8 @@
               <w:rPr>
                 <w:rFonts w:ascii="Arial" w:hAnsi="Arial" w:cs="Arial" w:eastAsia="Arial"/>
                 <w:color w:val="1A1A1A"/>
-                <w:sz w:val="24"/>
-                <w:szCs w:val="24"/>
+                <w:sz w:val="20"/>
+                <w:szCs w:val="20"/>
               </w:rPr>
               <w:t xml:space="preserve">□</w:t>
             </w:r>
@@ -3792,13 +3843,13 @@
                 <w:sz w:val="17"/>
                 <w:szCs w:val="17"/>
               </w:rPr>
-              <w:t xml:space="preserve">  I can do this on my own</w:t>
+              <w:t xml:space="preserve">  I need a little help</w:t>
             </w:r>
           </w:p>
         </w:tc>
         <w:tc>
           <w:tcPr>
-            <w:tcW w:w="2100" w:type="dxa"/>
+            <w:tcW w:w="3054" w:type="dxa"/>
             <w:vAlign w:val="center"/>
           </w:tcPr>
           <w:p>
@@ -3809,37 +3860,8 @@
               <w:rPr>
                 <w:rFonts w:ascii="Arial" w:hAnsi="Arial" w:cs="Arial" w:eastAsia="Arial"/>
                 <w:color w:val="1A1A1A"/>
-                <w:sz w:val="24"/>
-                <w:szCs w:val="24"/>
-              </w:rPr>
-              <w:t xml:space="preserve">□</w:t>
-            </w:r>
-            <w:r>
-              <w:rPr>
-                <w:rFonts w:ascii="Avenir Next" w:hAnsi="Avenir Next" w:cs="Avenir Next" w:eastAsia="Avenir Next"/>
-                <w:color w:val="1A1A1A"/>
-                <w:sz w:val="17"/>
-                <w:szCs w:val="17"/>
-              </w:rPr>
-              <w:t xml:space="preserve">  I need a little help</w:t>
-            </w:r>
-          </w:p>
-        </w:tc>
-        <w:tc>
-          <w:tcPr>
-            <w:tcW w:w="3104" w:type="dxa"/>
-            <w:vAlign w:val="center"/>
-          </w:tcPr>
-          <w:p>
-            <w:pPr>
-              <w:spacing w:before="0" w:after="0" w:line="240" w:lineRule="auto"/>
-            </w:pPr>
-            <w:r>
-              <w:rPr>
-                <w:rFonts w:ascii="Arial" w:hAnsi="Arial" w:cs="Arial" w:eastAsia="Arial"/>
-                <w:color w:val="1A1A1A"/>
-                <w:sz w:val="24"/>
-                <w:szCs w:val="24"/>
+                <w:sz w:val="20"/>
+                <w:szCs w:val="20"/>
               </w:rPr>
               <w:t xml:space="preserve">□</w:t>
             </w:r>
@@ -3874,7 +3896,7 @@
     <w:sectPr>
       <w:footerReference w:type="default" r:id="rIdFooter1"/>
       <w:pgSz w:w="12240" w:h="15840"/>
-      <w:pgMar w:top="893" w:right="1224" w:bottom="835" w:left="1512" w:header="432" w:footer="432" w:gutter="0"/>
+      <w:pgMar w:top="780" w:right="1224" w:bottom="760" w:left="1512" w:header="432" w:footer="432" w:gutter="0"/>
       <w:cols w:space="720"/>
     </w:sectPr>
   </w:body>
@@ -3954,7 +3976,106 @@
               <w:sz w:val="15"/>
               <w:szCs w:val="15"/>
             </w:rPr>
-            <w:t xml:space="preserve">Lesson 3-7  ·  Session 1  ·  Prerequisite Practice A</w:t>
+            <w:t xml:space="preserve">3-7 · Page </w:t>
+          </w:r>
+          <w:r>
+            <w:rPr>
+              <w:rFonts w:ascii="Avenir Next" w:hAnsi="Avenir Next" w:cs="Avenir Next" w:eastAsia="Avenir Next"/>
+              <w:color w:val="5A5F66"/>
+              <w:sz w:val="15"/>
+              <w:szCs w:val="15"/>
+            </w:rPr>
+            <w:fldChar w:fldCharType="begin"/>
+          </w:r>
+          <w:r>
+            <w:rPr>
+              <w:rFonts w:ascii="Avenir Next" w:hAnsi="Avenir Next" w:cs="Avenir Next" w:eastAsia="Avenir Next"/>
+              <w:color w:val="5A5F66"/>
+              <w:sz w:val="15"/>
+              <w:szCs w:val="15"/>
+            </w:rPr>
+            <w:instrText xml:space="preserve"> PAGE </w:instrText>
+          </w:r>
+          <w:r>
+            <w:rPr>
+              <w:rFonts w:ascii="Avenir Next" w:hAnsi="Avenir Next" w:cs="Avenir Next" w:eastAsia="Avenir Next"/>
+              <w:color w:val="5A5F66"/>
+              <w:sz w:val="15"/>
+              <w:szCs w:val="15"/>
+            </w:rPr>
+            <w:fldChar w:fldCharType="separate"/>
+          </w:r>
+          <w:r>
+            <w:rPr>
+              <w:rFonts w:ascii="Avenir Next" w:hAnsi="Avenir Next" w:cs="Avenir Next" w:eastAsia="Avenir Next"/>
+              <w:color w:val="5A5F66"/>
+              <w:sz w:val="15"/>
+              <w:szCs w:val="15"/>
+            </w:rPr>
+            <w:t xml:space="preserve">1</w:t>
+          </w:r>
+          <w:r>
+            <w:rPr>
+              <w:rFonts w:ascii="Avenir Next" w:hAnsi="Avenir Next" w:cs="Avenir Next" w:eastAsia="Avenir Next"/>
+              <w:color w:val="5A5F66"/>
+              <w:sz w:val="15"/>
+              <w:szCs w:val="15"/>
+            </w:rPr>
+            <w:fldChar w:fldCharType="end"/>
+          </w:r>
+          <w:r>
+            <w:rPr>
+              <w:rFonts w:ascii="Avenir Next" w:hAnsi="Avenir Next" w:cs="Avenir Next" w:eastAsia="Avenir Next"/>
+              <w:color w:val="5A5F66"/>
+              <w:sz w:val="15"/>
+              <w:szCs w:val="15"/>
+            </w:rPr>
+            <w:t xml:space="preserve"> of </w:t>
+          </w:r>
+          <w:r>
+            <w:rPr>
+              <w:rFonts w:ascii="Avenir Next" w:hAnsi="Avenir Next" w:cs="Avenir Next" w:eastAsia="Avenir Next"/>
+              <w:color w:val="5A5F66"/>
+              <w:sz w:val="15"/>
+              <w:szCs w:val="15"/>
+            </w:rPr>
+            <w:fldChar w:fldCharType="begin"/>
+          </w:r>
+          <w:r>
+            <w:rPr>
+              <w:rFonts w:ascii="Avenir Next" w:hAnsi="Avenir Next" w:cs="Avenir Next" w:eastAsia="Avenir Next"/>
+              <w:color w:val="5A5F66"/>
+              <w:sz w:val="15"/>
+              <w:szCs w:val="15"/>
+            </w:rPr>
+            <w:instrText xml:space="preserve"> NUMPAGES </w:instrText>
+          </w:r>
+          <w:r>
+            <w:rPr>
+              <w:rFonts w:ascii="Avenir Next" w:hAnsi="Avenir Next" w:cs="Avenir Next" w:eastAsia="Avenir Next"/>
+              <w:color w:val="5A5F66"/>
+              <w:sz w:val="15"/>
+              <w:szCs w:val="15"/>
+            </w:rPr>
+            <w:fldChar w:fldCharType="separate"/>
+          </w:r>
+          <w:r>
+            <w:rPr>
+              <w:rFonts w:ascii="Avenir Next" w:hAnsi="Avenir Next" w:cs="Avenir Next" w:eastAsia="Avenir Next"/>
+              <w:color w:val="5A5F66"/>
+              <w:sz w:val="15"/>
+              <w:szCs w:val="15"/>
+            </w:rPr>
+            <w:t xml:space="preserve">1</w:t>
+          </w:r>
+          <w:r>
+            <w:rPr>
+              <w:rFonts w:ascii="Avenir Next" w:hAnsi="Avenir Next" w:cs="Avenir Next" w:eastAsia="Avenir Next"/>
+              <w:color w:val="5A5F66"/>
+              <w:sz w:val="15"/>
+              <w:szCs w:val="15"/>
+            </w:rPr>
+            <w:fldChar w:fldCharType="end"/>
           </w:r>
         </w:p>
       </w:tc>
@@ -3997,5 +4118,23 @@
       </w:tblCellMar>
     </w:tblPr>
   </w:style>
+  <w:style w:type="paragraph" w:styleId="Heading1">
+    <w:name w:val="heading 1"/>
+    <w:basedOn w:val="Normal"/>
+    <w:pPr>
+      <w:outlineLvl w:val="0"/>
+      <w:keepNext w:val="0"/>
+      <w:keepLines w:val="0"/>
+    </w:pPr>
+  </w:style>
+  <w:style w:type="paragraph" w:styleId="Heading2">
+    <w:name w:val="heading 2"/>
+    <w:basedOn w:val="Normal"/>
+    <w:pPr>
+      <w:outlineLvl w:val="1"/>
+      <w:keepNext w:val="0"/>
+      <w:keepLines w:val="0"/>
+    </w:pPr>
+  </w:style>
 </w:styles>
 </file>